--- a/docs/OPTIMIZATION.docx
+++ b/docs/OPTIMIZATION.docx
@@ -534,7 +534,7 @@
               <w:pStyle w:val="Compact"/>
             </w:pPr>
             <w:r>
-              <w:t xml:space="preserve">2,516, none foreign, none beyond 16 km</w:t>
+              <w:t xml:space="preserve">none beyond the 300 m buffer but streets</w:t>
             </w:r>
           </w:p>
         </w:tc>
@@ -574,6 +574,45 @@
                 <w:bCs/>
               </w:rPr>
               <w:t xml:space="preserve">1</w:t>
+            </w:r>
+          </w:p>
+        </w:tc>
+      </w:tr>
+      <w:tr>
+        <w:tc>
+          <w:tcPr/>
+          <w:p>
+            <w:pPr>
+              <w:pStyle w:val="Compact"/>
+            </w:pPr>
+            <w:r>
+              <w:t xml:space="preserve">Two builds at once against one database</w:t>
+            </w:r>
+          </w:p>
+        </w:tc>
+        <w:tc>
+          <w:tcPr/>
+          <w:p>
+            <w:pPr>
+              <w:pStyle w:val="Compact"/>
+            </w:pPr>
+            <w:r>
+              <w:t xml:space="preserve">silent corruption</w:t>
+            </w:r>
+          </w:p>
+        </w:tc>
+        <w:tc>
+          <w:tcPr/>
+          <w:p>
+            <w:pPr>
+              <w:pStyle w:val="Compact"/>
+            </w:pPr>
+            <w:r>
+              <w:rPr>
+                <w:b/>
+                <w:bCs/>
+              </w:rPr>
+              <w:t xml:space="preserve">refused</w:t>
             </w:r>
           </w:p>
         </w:tc>
@@ -2079,7 +2118,7 @@
       </w:r>
     </w:p>
     <w:bookmarkEnd w:id="13"/>
-    <w:bookmarkStart w:id="18" w:name="correctness-found-on-the-way"/>
+    <w:bookmarkStart w:id="19" w:name="correctness-found-on-the-way"/>
     <w:p>
       <w:pPr>
         <w:pStyle w:val="Heading2"/>
@@ -2208,7 +2247,7 @@
         <w:pStyle w:val="BodyText"/>
       </w:pPr>
       <w:r>
-        <w:t xml:space="preserve">That reasoning was checked afterwards and is wrong at the edges. A state’s own GNIS file includes</w:t>
+        <w:t xml:space="preserve">That reasoning was checked afterwards and was wrong at the edges. A state’s own GNIS file includes</w:t>
       </w:r>
       <w:r>
         <w:t xml:space="preserve"> </w:t>
@@ -2220,25 +2259,19 @@
         <w:t xml:space="preserve"> </w:t>
       </w:r>
       <w:r>
-        <w:t xml:space="preserve">admits a similar margin. Measured across the four builds, between 1,689 and 3,322 features sit</w:t>
-      </w:r>
-      <w:r>
-        <w:t xml:space="preserve"> </w:t>
-      </w:r>
-      <w:r>
-        <w:t xml:space="preserve">outside the region - and in a single-state build the fallback that fills in a missing county</w:t>
-      </w:r>
-      <w:r>
-        <w:t xml:space="preserve"> </w:t>
-      </w:r>
-      <w:r>
-        <w:t xml:space="preserve">labels every one of them with the build’s state, which is the defect this section describes,</w:t>
-      </w:r>
-      <w:r>
-        <w:t xml:space="preserve"> </w:t>
-      </w:r>
-      <w:r>
-        <w:t xml:space="preserve">returning at a twentieth of its old size. New York holds</w:t>
+        <w:t xml:space="preserve">admits a similar margin - up to 66 km of it, in Utah, New Mexico and Sonora. In a single-state</w:t>
+      </w:r>
+      <w:r>
+        <w:t xml:space="preserve"> </w:t>
+      </w:r>
+      <w:r>
+        <w:t xml:space="preserve">build the fallback that fills in a missing county then labelled every one of them with the</w:t>
+      </w:r>
+      <w:r>
+        <w:t xml:space="preserve"> </w:t>
+      </w:r>
+      <w:r>
+        <w:t xml:space="preserve">build’s state, so New York answered</w:t>
       </w:r>
       <w:r>
         <w:t xml:space="preserve"> </w:t>
@@ -2253,22 +2286,336 @@
         <w:t xml:space="preserve"> </w:t>
       </w:r>
       <w:r>
-        <w:t xml:space="preserve">for a river in</w:t>
-      </w:r>
-      <w:r>
-        <w:t xml:space="preserve"> </w:t>
-      </w:r>
-      <w:r>
-        <w:t xml:space="preserve">New Jersey, and Canadian parts of the Akwesasne reserve. The numbers, the distinction between</w:t>
-      </w:r>
-      <w:r>
-        <w:t xml:space="preserve"> </w:t>
-      </w:r>
-      <w:r>
-        <w:t xml:space="preserve">single- and multi-state builds, and the fix are in</w:t>
-      </w:r>
-      <w:r>
-        <w:t xml:space="preserve"> </w:t>
+        <w:t xml:space="preserve">for a river in New Jersey.</w:t>
+      </w:r>
+    </w:p>
+    <w:p>
+      <w:pPr>
+        <w:pStyle w:val="BodyText"/>
+      </w:pPr>
+      <w:r>
+        <w:t xml:space="preserve">The clip now runs over every point source rather than OpenStreetMap alone, built once in the</w:t>
+      </w:r>
+      <w:r>
+        <w:t xml:space="preserve"> </w:t>
+      </w:r>
+      <w:r>
+        <w:t xml:space="preserve">staging step so it applies whether or not OpenStreetMap is loaded:</w:t>
+      </w:r>
+    </w:p>
+    <w:tbl>
+      <w:tblPr>
+        <w:tblStyle w:val="Table"/>
+        <w:tblW w:type="auto" w:w="0"/>
+        <w:tblLook w:firstRow="1" w:lastRow="0" w:firstColumn="0" w:lastColumn="0" w:noHBand="0" w:noVBand="0" w:val="0020"/>
+      </w:tblPr>
+      <w:tblGrid>
+        <w:gridCol w:w="2640"/>
+        <w:gridCol w:w="2640"/>
+        <w:gridCol w:w="2640"/>
+      </w:tblGrid>
+      <w:tr>
+        <w:trPr>
+          <w:tblHeader w:val="on"/>
+        </w:trPr>
+        <w:tc>
+          <w:tcPr/>
+          <w:p>
+            <w:pPr>
+              <w:pStyle w:val="Compact"/>
+            </w:pPr>
+            <w:r>
+              <w:t xml:space="preserve">Source</w:t>
+            </w:r>
+          </w:p>
+        </w:tc>
+        <w:tc>
+          <w:tcPr/>
+          <w:p>
+            <w:pPr>
+              <w:pStyle w:val="Compact"/>
+            </w:pPr>
+            <w:r>
+              <w:t xml:space="preserve">Furthest stray before</w:t>
+            </w:r>
+          </w:p>
+        </w:tc>
+        <w:tc>
+          <w:tcPr/>
+          <w:p>
+            <w:pPr>
+              <w:pStyle w:val="Compact"/>
+            </w:pPr>
+            <w:r>
+              <w:t xml:space="preserve">After</w:t>
+            </w:r>
+          </w:p>
+        </w:tc>
+      </w:tr>
+      <w:tr>
+        <w:tc>
+          <w:tcPr/>
+          <w:p>
+            <w:pPr>
+              <w:pStyle w:val="Compact"/>
+            </w:pPr>
+            <w:r>
+              <w:t xml:space="preserve">GNIS</w:t>
+            </w:r>
+          </w:p>
+        </w:tc>
+        <w:tc>
+          <w:tcPr/>
+          <w:p>
+            <w:pPr>
+              <w:pStyle w:val="Compact"/>
+            </w:pPr>
+            <w:r>
+              <w:t xml:space="preserve">66.5 km</w:t>
+            </w:r>
+          </w:p>
+        </w:tc>
+        <w:tc>
+          <w:tcPr/>
+          <w:p>
+            <w:pPr>
+              <w:pStyle w:val="Compact"/>
+            </w:pPr>
+            <w:r>
+              <w:rPr>
+                <w:b/>
+                <w:bCs/>
+              </w:rPr>
+              <w:t xml:space="preserve">0.3 km</w:t>
+            </w:r>
+          </w:p>
+        </w:tc>
+      </w:tr>
+      <w:tr>
+        <w:tc>
+          <w:tcPr/>
+          <w:p>
+            <w:pPr>
+              <w:pStyle w:val="Compact"/>
+            </w:pPr>
+            <w:r>
+              <w:t xml:space="preserve">OpenAddresses</w:t>
+            </w:r>
+          </w:p>
+        </w:tc>
+        <w:tc>
+          <w:tcPr/>
+          <w:p>
+            <w:pPr>
+              <w:pStyle w:val="Compact"/>
+            </w:pPr>
+            <w:r>
+              <w:t xml:space="preserve">9.8 km</w:t>
+            </w:r>
+          </w:p>
+        </w:tc>
+        <w:tc>
+          <w:tcPr/>
+          <w:p>
+            <w:pPr>
+              <w:pStyle w:val="Compact"/>
+            </w:pPr>
+            <w:r>
+              <w:rPr>
+                <w:b/>
+                <w:bCs/>
+              </w:rPr>
+              <w:t xml:space="preserve">0.3 km</w:t>
+            </w:r>
+          </w:p>
+        </w:tc>
+      </w:tr>
+      <w:tr>
+        <w:tc>
+          <w:tcPr/>
+          <w:p>
+            <w:pPr>
+              <w:pStyle w:val="Compact"/>
+            </w:pPr>
+            <w:r>
+              <w:t xml:space="preserve">Overture</w:t>
+            </w:r>
+          </w:p>
+        </w:tc>
+        <w:tc>
+          <w:tcPr/>
+          <w:p>
+            <w:pPr>
+              <w:pStyle w:val="Compact"/>
+            </w:pPr>
+            <w:r>
+              <w:t xml:space="preserve">0.3 km</w:t>
+            </w:r>
+          </w:p>
+        </w:tc>
+        <w:tc>
+          <w:tcPr/>
+          <w:p>
+            <w:pPr>
+              <w:pStyle w:val="Compact"/>
+            </w:pPr>
+            <w:r>
+              <w:t xml:space="preserve">0.3 km</w:t>
+            </w:r>
+          </w:p>
+        </w:tc>
+      </w:tr>
+      <w:tr>
+        <w:tc>
+          <w:tcPr/>
+          <w:p>
+            <w:pPr>
+              <w:pStyle w:val="Compact"/>
+            </w:pPr>
+            <w:r>
+              <w:t xml:space="preserve">OpenStreetMap streets</w:t>
+            </w:r>
+          </w:p>
+        </w:tc>
+        <w:tc>
+          <w:tcPr/>
+          <w:p>
+            <w:pPr>
+              <w:pStyle w:val="Compact"/>
+            </w:pPr>
+            <w:r>
+              <w:t xml:space="preserve">17.2 km</w:t>
+            </w:r>
+          </w:p>
+        </w:tc>
+        <w:tc>
+          <w:tcPr/>
+          <w:p>
+            <w:pPr>
+              <w:pStyle w:val="Compact"/>
+            </w:pPr>
+            <w:r>
+              <w:t xml:space="preserve">17.2 km, kept on purpose</w:t>
+            </w:r>
+          </w:p>
+        </w:tc>
+      </w:tr>
+    </w:tbl>
+    <w:p>
+      <w:pPr>
+        <w:pStyle w:val="BodyText"/>
+      </w:pPr>
+      <w:r>
+        <w:t xml:space="preserve">Beyond the buffer nothing survives but streets - 270 in New York, 276 in Arizona plus Nevada, all</w:t>
+      </w:r>
+      <w:r>
+        <w:t xml:space="preserve"> </w:t>
+      </w:r>
+      <w:r>
+        <w:t xml:space="preserve">of them streets - and that is the case worth keeping: a street crossing the line is kept whole,</w:t>
+      </w:r>
+      <w:r>
+        <w:t xml:space="preserve"> </w:t>
+      </w:r>
+      <w:r>
+        <w:t xml:space="preserve">and its representative point is the centroid of the whole thing. All four accuracy sets are</w:t>
+      </w:r>
+      <w:r>
+        <w:t xml:space="preserve"> </w:t>
+      </w:r>
+      <w:r>
+        <w:t xml:space="preserve">unchanged to the case across 2,154 cases, which is what removing wrong data should look like.</w:t>
+      </w:r>
+    </w:p>
+    <w:p>
+      <w:pPr>
+        <w:pStyle w:val="BodyText"/>
+      </w:pPr>
+      <w:r>
+        <w:t xml:space="preserve">ZCTAs are deliberately exempt. A ZCTA belongs to the state holding most of its land area, not the</w:t>
+      </w:r>
+      <w:r>
+        <w:t xml:space="preserve"> </w:t>
+      </w:r>
+      <w:r>
+        <w:t xml:space="preserve">state holding its internal point, and that is the rule section 2.1 argues for: Maine owns 03579</w:t>
+      </w:r>
+      <w:r>
+        <w:t xml:space="preserve"> </w:t>
+      </w:r>
+      <w:r>
+        <w:t xml:space="preserve">on 846 km² against New Hampshire’s 611. Clipping them by point would undo it.</w:t>
+      </w:r>
+    </w:p>
+    <w:p>
+      <w:pPr>
+        <w:pStyle w:val="BodyText"/>
+      </w:pPr>
+      <w:r>
+        <w:t xml:space="preserve">What is left is the buffer itself, and it is honest to name it. The clip is the region buffered by</w:t>
+      </w:r>
+      <w:r>
+        <w:t xml:space="preserve"> </w:t>
+      </w:r>
+      <w:r>
+        <w:t xml:space="preserve">about 300 m, because an unbuffered clip drops piers and island shoreline. At a coast that is</w:t>
+      </w:r>
+      <w:r>
+        <w:t xml:space="preserve"> </w:t>
+      </w:r>
+      <w:r>
+        <w:t xml:space="preserve">right; at an international land border it admits a strip of the other country. New York still</w:t>
+      </w:r>
+      <w:r>
+        <w:t xml:space="preserve"> </w:t>
+      </w:r>
+      <w:r>
+        <w:t xml:space="preserve">holds</w:t>
+      </w:r>
+      <w:r>
+        <w:t xml:space="preserve"> </w:t>
+      </w:r>
+      <w:r>
+        <w:rPr>
+          <w:rStyle w:val="VerbatimChar"/>
+        </w:rPr>
+        <w:t xml:space="preserve">Akwesasne Canada Post</w:t>
+      </w:r>
+      <w:r>
+        <w:t xml:space="preserve"> </w:t>
+      </w:r>
+      <w:r>
+        <w:t xml:space="preserve">77 m outside the polygon, labelled</w:t>
+      </w:r>
+      <w:r>
+        <w:t xml:space="preserve"> </w:t>
+      </w:r>
+      <w:r>
+        <w:rPr>
+          <w:rStyle w:val="VerbatimChar"/>
+        </w:rPr>
+        <w:t xml:space="preserve">, NY, USA</w:t>
+      </w:r>
+      <w:r>
+        <w:t xml:space="preserve">, on a Mohawk</w:t>
+      </w:r>
+      <w:r>
+        <w:t xml:space="preserve"> </w:t>
+      </w:r>
+      <w:r>
+        <w:t xml:space="preserve">territory the border runs through - the defect of this section reduced from 118 km to 300 m</w:t>
+      </w:r>
+      <w:r>
+        <w:t xml:space="preserve"> </w:t>
+      </w:r>
+      <w:r>
+        <w:t xml:space="preserve">rather than removed. Subtracting Canada and Mexico from the buffer would fix it and needs their</w:t>
+      </w:r>
+      <w:r>
+        <w:t xml:space="preserve"> </w:t>
+      </w:r>
+      <w:r>
+        <w:t xml:space="preserve">polygons, which the US-only Who’s on First distribution does not carry (</w:t>
       </w:r>
       <w:r>
         <w:rPr>
@@ -2280,7 +2627,7 @@
         <w:t xml:space="preserve"> </w:t>
       </w:r>
       <w:r>
-        <w:t xml:space="preserve">section 10.</w:t>
+        <w:t xml:space="preserve">section 15).</w:t>
       </w:r>
     </w:p>
     <w:p>
@@ -2577,8 +2924,378 @@
       </w:r>
     </w:p>
     <w:bookmarkEnd w:id="17"/>
+    <w:bookmarkStart w:id="18" w:name="not-every-county-is-called-a-county"/>
+    <w:p>
+      <w:pPr>
+        <w:pStyle w:val="Heading3"/>
+      </w:pPr>
+      <w:r>
+        <w:t xml:space="preserve">4.5 Not every county is called a county</w:t>
+      </w:r>
+    </w:p>
+    <w:p>
+      <w:pPr>
+        <w:pStyle w:val="FirstParagraph"/>
+      </w:pPr>
+      <w:r>
+        <w:t xml:space="preserve">This one was found by writing documentation, which makes it the cheapest defect in this document</w:t>
+      </w:r>
+      <w:r>
+        <w:t xml:space="preserve"> </w:t>
+      </w:r>
+      <w:r>
+        <w:t xml:space="preserve">and the only one caught before the region that would have exposed it was built.</w:t>
+      </w:r>
+    </w:p>
+    <w:p>
+      <w:pPr>
+        <w:pStyle w:val="BodyText"/>
+      </w:pPr>
+      <w:r>
+        <w:t xml:space="preserve">Both front ends appended the word ” County” to every county name. The comment above the line read</w:t>
+      </w:r>
+      <w:r>
+        <w:t xml:space="preserve"> </w:t>
+      </w:r>
+      <w:r>
+        <w:t xml:space="preserve">“Pelias (WOF) names counties</w:t>
+      </w:r>
+      <w:r>
+        <w:t xml:space="preserve"> </w:t>
+      </w:r>
+      <w:r>
+        <w:t xml:space="preserve">‘Cumberland County’</w:t>
+      </w:r>
+      <w:r>
+        <w:t xml:space="preserve">”</w:t>
+      </w:r>
+      <w:r>
+        <w:t xml:space="preserve"> </w:t>
+      </w:r>
+      <w:r>
+        <w:t xml:space="preserve">- true of Maine, and of forty-odd other states.</w:t>
+      </w:r>
+      <w:r>
+        <w:t xml:space="preserve"> </w:t>
+      </w:r>
+      <w:r>
+        <w:t xml:space="preserve">It is not true of Louisiana, whose county equivalents are parishes; of Alaska, whose are boroughs,</w:t>
+      </w:r>
+      <w:r>
+        <w:t xml:space="preserve"> </w:t>
+      </w:r>
+      <w:r>
+        <w:t xml:space="preserve">municipalities and census areas; or of the District of Columbia, which is its own. Who’s on First</w:t>
+      </w:r>
+      <w:r>
+        <w:t xml:space="preserve"> </w:t>
+      </w:r>
+      <w:r>
+        <w:t xml:space="preserve">files all of them under placetype</w:t>
+      </w:r>
+      <w:r>
+        <w:t xml:space="preserve"> </w:t>
+      </w:r>
+      <w:r>
+        <w:rPr>
+          <w:rStyle w:val="VerbatimChar"/>
+        </w:rPr>
+        <w:t xml:space="preserve">county</w:t>
+      </w:r>
+      <w:r>
+        <w:t xml:space="preserve"> </w:t>
+      </w:r>
+      <w:r>
+        <w:t xml:space="preserve">with the bare name, so a Louisiana build would have</w:t>
+      </w:r>
+      <w:r>
+        <w:t xml:space="preserve"> </w:t>
+      </w:r>
+      <w:r>
+        <w:t xml:space="preserve">answered</w:t>
+      </w:r>
+      <w:r>
+        <w:t xml:space="preserve"> </w:t>
+      </w:r>
+      <w:r>
+        <w:rPr>
+          <w:rStyle w:val="VerbatimChar"/>
+        </w:rPr>
+        <w:t xml:space="preserve">Acadia County</w:t>
+      </w:r>
+      <w:r>
+        <w:t xml:space="preserve">, which is not a thing anyone has ever called it.</w:t>
+      </w:r>
+    </w:p>
+    <w:p>
+      <w:pPr>
+        <w:pStyle w:val="BodyText"/>
+      </w:pPr>
+      <w:r>
+        <w:t xml:space="preserve">The suffixed form was in the data the whole time, in a property nothing read:</w:t>
+      </w:r>
+    </w:p>
+    <w:tbl>
+      <w:tblPr>
+        <w:tblStyle w:val="Table"/>
+        <w:tblW w:type="auto" w:w="0"/>
+        <w:tblLook w:firstRow="1" w:lastRow="0" w:firstColumn="0" w:lastColumn="0" w:noHBand="0" w:noVBand="0" w:val="0020"/>
+      </w:tblPr>
+      <w:tblGrid>
+        <w:gridCol w:w="2640"/>
+        <w:gridCol w:w="2640"/>
+        <w:gridCol w:w="2640"/>
+      </w:tblGrid>
+      <w:tr>
+        <w:trPr>
+          <w:tblHeader w:val="on"/>
+        </w:trPr>
+        <w:tc>
+          <w:tcPr/>
+          <w:p>
+            <w:pPr>
+              <w:pStyle w:val="Compact"/>
+            </w:pPr>
+            <w:r>
+              <w:t xml:space="preserve">State</w:t>
+            </w:r>
+          </w:p>
+        </w:tc>
+        <w:tc>
+          <w:tcPr/>
+          <w:p>
+            <w:pPr>
+              <w:pStyle w:val="Compact"/>
+            </w:pPr>
+            <w:r>
+              <w:rPr>
+                <w:rStyle w:val="VerbatimChar"/>
+              </w:rPr>
+              <w:t xml:space="preserve">name</w:t>
+            </w:r>
+          </w:p>
+        </w:tc>
+        <w:tc>
+          <w:tcPr/>
+          <w:p>
+            <w:pPr>
+              <w:pStyle w:val="Compact"/>
+            </w:pPr>
+            <w:r>
+              <w:rPr>
+                <w:rStyle w:val="VerbatimChar"/>
+              </w:rPr>
+              <w:t xml:space="preserve">label:eng_x_preferred_longname</w:t>
+            </w:r>
+          </w:p>
+        </w:tc>
+      </w:tr>
+      <w:tr>
+        <w:tc>
+          <w:tcPr/>
+          <w:p>
+            <w:pPr>
+              <w:pStyle w:val="Compact"/>
+            </w:pPr>
+            <w:r>
+              <w:t xml:space="preserve">Texas</w:t>
+            </w:r>
+          </w:p>
+        </w:tc>
+        <w:tc>
+          <w:tcPr/>
+          <w:p>
+            <w:pPr>
+              <w:pStyle w:val="Compact"/>
+            </w:pPr>
+            <w:r>
+              <w:t xml:space="preserve">Anderson</w:t>
+            </w:r>
+          </w:p>
+        </w:tc>
+        <w:tc>
+          <w:tcPr/>
+          <w:p>
+            <w:pPr>
+              <w:pStyle w:val="Compact"/>
+            </w:pPr>
+            <w:r>
+              <w:t xml:space="preserve">Anderson</w:t>
+            </w:r>
+            <w:r>
+              <w:t xml:space="preserve"> </w:t>
+            </w:r>
+            <w:r>
+              <w:rPr>
+                <w:b/>
+                <w:bCs/>
+              </w:rPr>
+              <w:t xml:space="preserve">County</w:t>
+            </w:r>
+          </w:p>
+        </w:tc>
+      </w:tr>
+      <w:tr>
+        <w:tc>
+          <w:tcPr/>
+          <w:p>
+            <w:pPr>
+              <w:pStyle w:val="Compact"/>
+            </w:pPr>
+            <w:r>
+              <w:t xml:space="preserve">Louisiana</w:t>
+            </w:r>
+          </w:p>
+        </w:tc>
+        <w:tc>
+          <w:tcPr/>
+          <w:p>
+            <w:pPr>
+              <w:pStyle w:val="Compact"/>
+            </w:pPr>
+            <w:r>
+              <w:t xml:space="preserve">Acadia</w:t>
+            </w:r>
+          </w:p>
+        </w:tc>
+        <w:tc>
+          <w:tcPr/>
+          <w:p>
+            <w:pPr>
+              <w:pStyle w:val="Compact"/>
+            </w:pPr>
+            <w:r>
+              <w:t xml:space="preserve">Acadia</w:t>
+            </w:r>
+            <w:r>
+              <w:t xml:space="preserve"> </w:t>
+            </w:r>
+            <w:r>
+              <w:rPr>
+                <w:b/>
+                <w:bCs/>
+              </w:rPr>
+              <w:t xml:space="preserve">Parish</w:t>
+            </w:r>
+          </w:p>
+        </w:tc>
+      </w:tr>
+      <w:tr>
+        <w:tc>
+          <w:tcPr/>
+          <w:p>
+            <w:pPr>
+              <w:pStyle w:val="Compact"/>
+            </w:pPr>
+            <w:r>
+              <w:t xml:space="preserve">District of Columbia</w:t>
+            </w:r>
+          </w:p>
+        </w:tc>
+        <w:tc>
+          <w:tcPr/>
+          <w:p>
+            <w:pPr>
+              <w:pStyle w:val="Compact"/>
+            </w:pPr>
+            <w:r>
+              <w:t xml:space="preserve">District of Columbia</w:t>
+            </w:r>
+          </w:p>
+        </w:tc>
+        <w:tc>
+          <w:tcPr/>
+          <w:p>
+            <w:pPr>
+              <w:pStyle w:val="Compact"/>
+            </w:pPr>
+            <w:r>
+              <w:t xml:space="preserve">District of Columbia</w:t>
+            </w:r>
+          </w:p>
+        </w:tc>
+      </w:tr>
+    </w:tbl>
+    <w:p>
+      <w:pPr>
+        <w:pStyle w:val="BodyText"/>
+      </w:pPr>
+      <w:r>
+        <w:t xml:space="preserve">It now travels through</w:t>
+      </w:r>
+      <w:r>
+        <w:t xml:space="preserve"> </w:t>
+      </w:r>
+      <w:r>
+        <w:rPr>
+          <w:rStyle w:val="VerbatimChar"/>
+        </w:rPr>
+        <w:t xml:space="preserve">admin.longname</w:t>
+      </w:r>
+      <w:r>
+        <w:t xml:space="preserve"> </w:t>
+      </w:r>
+      <w:r>
+        <w:t xml:space="preserve">into the feature, and neither front end appends anything.</w:t>
+      </w:r>
+      <w:r>
+        <w:t xml:space="preserve"> </w:t>
+      </w:r>
+      <w:r>
+        <w:t xml:space="preserve">Maine still answers</w:t>
+      </w:r>
+      <w:r>
+        <w:t xml:space="preserve"> </w:t>
+      </w:r>
+      <w:r>
+        <w:rPr>
+          <w:rStyle w:val="VerbatimChar"/>
+        </w:rPr>
+        <w:t xml:space="preserve">Cumberland County</w:t>
+      </w:r>
+      <w:r>
+        <w:t xml:space="preserve"> </w:t>
+      </w:r>
+      <w:r>
+        <w:t xml:space="preserve">on both paths, so nothing about Pelias compatibility</w:t>
+      </w:r>
+      <w:r>
+        <w:t xml:space="preserve"> </w:t>
+      </w:r>
+      <w:r>
+        <w:t xml:space="preserve">changes; Louisiana will answer</w:t>
+      </w:r>
+      <w:r>
+        <w:t xml:space="preserve"> </w:t>
+      </w:r>
+      <w:r>
+        <w:rPr>
+          <w:rStyle w:val="VerbatimChar"/>
+        </w:rPr>
+        <w:t xml:space="preserve">Acadia Parish</w:t>
+      </w:r>
+      <w:r>
+        <w:t xml:space="preserve"> </w:t>
+      </w:r>
+      <w:r>
+        <w:t xml:space="preserve">when it is built. The same assumption had been</w:t>
+      </w:r>
+      <w:r>
+        <w:t xml:space="preserve"> </w:t>
+      </w:r>
+      <w:r>
+        <w:t xml:space="preserve">written twice, once in Python and once in SQL, which by this point in the document is the</w:t>
+      </w:r>
+      <w:r>
+        <w:t xml:space="preserve"> </w:t>
+      </w:r>
+      <w:r>
+        <w:t xml:space="preserve">expected shape of a defect rather than a surprise.</w:t>
+      </w:r>
+    </w:p>
     <w:bookmarkEnd w:id="18"/>
-    <w:bookmarkStart w:id="23" w:name="accuracy"/>
+    <w:bookmarkEnd w:id="19"/>
+    <w:bookmarkStart w:id="24" w:name="accuracy"/>
     <w:p>
       <w:pPr>
         <w:pStyle w:val="Heading2"/>
@@ -3177,7 +3894,7 @@
         <w:t xml:space="preserve">is now four points rather than eleven. No setting in the engine names a region.</w:t>
       </w:r>
     </w:p>
-    <w:bookmarkStart w:id="19" w:name="X1f989613f895fb414b10ef1b323a41bec867cc0"/>
+    <w:bookmarkStart w:id="20" w:name="X1f989613f895fb414b10ef1b323a41bec867cc0"/>
     <w:p>
       <w:pPr>
         <w:pStyle w:val="Heading3"/>
@@ -3882,8 +4599,8 @@
         <w:t xml:space="preserve">for any query.</w:t>
       </w:r>
     </w:p>
-    <w:bookmarkEnd w:id="19"/>
-    <w:bookmarkStart w:id="20" w:name="maine-was-not-disturbed"/>
+    <w:bookmarkEnd w:id="20"/>
+    <w:bookmarkStart w:id="21" w:name="maine-was-not-disturbed"/>
     <w:p>
       <w:pPr>
         <w:pStyle w:val="Heading3"/>
@@ -4201,8 +4918,8 @@
         <w:t xml:space="preserve">kilometre of street. The build now answers with the point 20 of them agree on.</w:t>
       </w:r>
     </w:p>
-    <w:bookmarkEnd w:id="20"/>
-    <w:bookmarkStart w:id="21" w:name="Xca707957f57c892c4a79d366dd4f672a8cf590b"/>
+    <w:bookmarkEnd w:id="21"/>
+    <w:bookmarkStart w:id="22" w:name="Xca707957f57c892c4a79d366dd4f672a8cf590b"/>
     <w:p>
       <w:pPr>
         <w:pStyle w:val="Heading3"/>
@@ -4886,8 +5603,8 @@
         <w:t xml:space="preserve">happened when the test was sharpened enough to see it.</w:t>
       </w:r>
     </w:p>
-    <w:bookmarkEnd w:id="21"/>
-    <w:bookmarkStart w:id="22" w:name="Xb052a3c4ef431302b8a4a3d1ffb183026eab472"/>
+    <w:bookmarkEnd w:id="22"/>
+    <w:bookmarkStart w:id="23" w:name="Xb052a3c4ef431302b8a4a3d1ffb183026eab472"/>
     <w:p>
       <w:pPr>
         <w:pStyle w:val="Heading3"/>
@@ -5705,9 +6422,9 @@
         <w:t xml:space="preserve">case set is the measure, and being confident about one of its cases is not a reason to edit it.</w:t>
       </w:r>
     </w:p>
-    <w:bookmarkEnd w:id="22"/>
     <w:bookmarkEnd w:id="23"/>
-    <w:bookmarkStart w:id="24" w:name="multi-state-builds"/>
+    <w:bookmarkEnd w:id="24"/>
+    <w:bookmarkStart w:id="25" w:name="multi-state-builds"/>
     <w:p>
       <w:pPr>
         <w:pStyle w:val="Heading2"/>
@@ -6382,8 +7099,8 @@
         <w:t xml:space="preserve">section 11).</w:t>
       </w:r>
     </w:p>
-    <w:bookmarkEnd w:id="24"/>
-    <w:bookmarkStart w:id="25" w:name="corner-cases-across-the-fifty-states"/>
+    <w:bookmarkEnd w:id="25"/>
+    <w:bookmarkStart w:id="26" w:name="corner-cases-across-the-fifty-states"/>
     <w:p>
       <w:pPr>
         <w:pStyle w:val="Heading2"/>
@@ -6739,8 +7456,8 @@
         <w:t xml:space="preserve">accept anything. Handling it means carrying two boxes through every step.</w:t>
       </w:r>
     </w:p>
-    <w:bookmarkEnd w:id="25"/>
-    <w:bookmarkStart w:id="26" w:name="resource-requirements"/>
+    <w:bookmarkEnd w:id="26"/>
+    <w:bookmarkStart w:id="27" w:name="resource-requirements"/>
     <w:p>
       <w:pPr>
         <w:pStyle w:val="Heading2"/>
@@ -7110,8 +7827,8 @@
         <w:t xml:space="preserve">carries the full table.</w:t>
       </w:r>
     </w:p>
-    <w:bookmarkEnd w:id="26"/>
-    <w:bookmarkStart w:id="27" w:name="what-this-means-for-the-study-report"/>
+    <w:bookmarkEnd w:id="27"/>
+    <w:bookmarkStart w:id="28" w:name="what-this-means-for-the-study-report"/>
     <w:p>
       <w:pPr>
         <w:pStyle w:val="Heading2"/>
@@ -7238,8 +7955,8 @@
         <w:t xml:space="preserve">rule adds, 4,088 addresses the duplicate clustering recovers, less what the clip removes.</w:t>
       </w:r>
     </w:p>
-    <w:bookmarkEnd w:id="27"/>
-    <w:bookmarkStart w:id="28" w:name="what-is-not-done"/>
+    <w:bookmarkEnd w:id="28"/>
+    <w:bookmarkStart w:id="29" w:name="what-is-not-done"/>
     <w:p>
       <w:pPr>
         <w:pStyle w:val="Heading2"/>
@@ -7574,7 +8291,7 @@
         <w:t xml:space="preserve">, so its capacity is unknown.</w:t>
       </w:r>
     </w:p>
-    <w:bookmarkEnd w:id="28"/>
+    <w:bookmarkEnd w:id="29"/>
     <w:sectPr>
       <w:footnotePr>
         <w:numRestart w:val="eachSect"/>

--- a/docs/OPTIMIZATION.docx
+++ b/docs/OPTIMIZATION.docx
@@ -2552,25 +2552,19 @@
         <w:pStyle w:val="BodyText"/>
       </w:pPr>
       <w:r>
-        <w:t xml:space="preserve">What is left is the buffer itself, and it is honest to name it. The clip is the region buffered by</w:t>
-      </w:r>
-      <w:r>
-        <w:t xml:space="preserve"> </w:t>
-      </w:r>
-      <w:r>
-        <w:t xml:space="preserve">about 300 m, because an unbuffered clip drops piers and island shoreline. At a coast that is</w:t>
-      </w:r>
-      <w:r>
-        <w:t xml:space="preserve"> </w:t>
-      </w:r>
-      <w:r>
-        <w:t xml:space="preserve">right; at an international land border it admits a strip of the other country. New York still</w:t>
-      </w:r>
-      <w:r>
-        <w:t xml:space="preserve"> </w:t>
-      </w:r>
-      <w:r>
-        <w:t xml:space="preserve">holds</w:t>
+        <w:t xml:space="preserve">That left the buffer itself. The clip is the region buffered by about 300 m, because an</w:t>
+      </w:r>
+      <w:r>
+        <w:t xml:space="preserve"> </w:t>
+      </w:r>
+      <w:r>
+        <w:t xml:space="preserve">unbuffered clip drops piers and island shoreline. At a coast that is right; at an international</w:t>
+      </w:r>
+      <w:r>
+        <w:t xml:space="preserve"> </w:t>
+      </w:r>
+      <w:r>
+        <w:t xml:space="preserve">land border it admitted a strip of the other country, and New York held</w:t>
       </w:r>
       <w:r>
         <w:t xml:space="preserve"> </w:t>
@@ -2585,7 +2579,7 @@
         <w:t xml:space="preserve"> </w:t>
       </w:r>
       <w:r>
-        <w:t xml:space="preserve">77 m outside the polygon, labelled</w:t>
+        <w:t xml:space="preserve">77 m outside the polygon labelled</w:t>
       </w:r>
       <w:r>
         <w:t xml:space="preserve"> </w:t>
@@ -2597,37 +2591,255 @@
         <w:t xml:space="preserve">, NY, USA</w:t>
       </w:r>
       <w:r>
-        <w:t xml:space="preserve">, on a Mohawk</w:t>
-      </w:r>
-      <w:r>
-        <w:t xml:space="preserve"> </w:t>
-      </w:r>
-      <w:r>
-        <w:t xml:space="preserve">territory the border runs through - the defect of this section reduced from 118 km to 300 m</w:t>
-      </w:r>
-      <w:r>
-        <w:t xml:space="preserve"> </w:t>
-      </w:r>
-      <w:r>
-        <w:t xml:space="preserve">rather than removed. Subtracting Canada and Mexico from the buffer would fix it and needs their</w:t>
-      </w:r>
-      <w:r>
-        <w:t xml:space="preserve"> </w:t>
-      </w:r>
-      <w:r>
-        <w:t xml:space="preserve">polygons, which the US-only Who’s on First distribution does not carry (</w:t>
+        <w:t xml:space="preserve">, on a Mohawk territory the border runs through -</w:t>
+      </w:r>
+      <w:r>
+        <w:t xml:space="preserve"> </w:t>
+      </w:r>
+      <w:r>
+        <w:t xml:space="preserve">the defect of this section reduced from 118 km to 300 m rather than removed.</w:t>
+      </w:r>
+    </w:p>
+    <w:p>
+      <w:pPr>
+        <w:pStyle w:val="BodyText"/>
+      </w:pPr>
+      <w:r>
+        <w:t xml:space="preserve">Canada and Mexico are now subtracted from the buffer, which leaves the seaward part untouched</w:t>
+      </w:r>
+      <w:r>
+        <w:t xml:space="preserve"> </w:t>
+      </w:r>
+      <w:r>
+        <w:t xml:space="preserve">because there is nothing out there to subtract. On Maine:</w:t>
+      </w:r>
+    </w:p>
+    <w:tbl>
+      <w:tblPr>
+        <w:tblStyle w:val="Table"/>
+        <w:tblW w:type="auto" w:w="0"/>
+        <w:tblLook w:firstRow="1" w:lastRow="0" w:firstColumn="0" w:lastColumn="0" w:noHBand="0" w:noVBand="0" w:val="0020"/>
+      </w:tblPr>
+      <w:tblGrid>
+        <w:gridCol w:w="2640"/>
+        <w:gridCol w:w="2640"/>
+        <w:gridCol w:w="2640"/>
+      </w:tblGrid>
+      <w:tr>
+        <w:trPr>
+          <w:tblHeader w:val="on"/>
+        </w:trPr>
+        <w:tc>
+          <w:tcPr/>
+          <w:p>
+            <w:pPr>
+              <w:pStyle w:val="Compact"/>
+            </w:pPr>
+          </w:p>
+        </w:tc>
+        <w:tc>
+          <w:tcPr/>
+          <w:p>
+            <w:pPr>
+              <w:pStyle w:val="Compact"/>
+            </w:pPr>
+            <w:r>
+              <w:t xml:space="preserve">Before</w:t>
+            </w:r>
+          </w:p>
+        </w:tc>
+        <w:tc>
+          <w:tcPr/>
+          <w:p>
+            <w:pPr>
+              <w:pStyle w:val="Compact"/>
+            </w:pPr>
+            <w:r>
+              <w:t xml:space="preserve">After</w:t>
+            </w:r>
+          </w:p>
+        </w:tc>
+      </w:tr>
+      <w:tr>
+        <w:tc>
+          <w:tcPr/>
+          <w:p>
+            <w:pPr>
+              <w:pStyle w:val="Compact"/>
+            </w:pPr>
+            <w:r>
+              <w:t xml:space="preserve">Features outside the state</w:t>
+            </w:r>
+          </w:p>
+        </w:tc>
+        <w:tc>
+          <w:tcPr/>
+          <w:p>
+            <w:pPr>
+              <w:pStyle w:val="Compact"/>
+            </w:pPr>
+            <w:r>
+              <w:t xml:space="preserve">2,492</w:t>
+            </w:r>
+          </w:p>
+        </w:tc>
+        <w:tc>
+          <w:tcPr/>
+          <w:p>
+            <w:pPr>
+              <w:pStyle w:val="Compact"/>
+            </w:pPr>
+            <w:r>
+              <w:rPr>
+                <w:b/>
+                <w:bCs/>
+              </w:rPr>
+              <w:t xml:space="preserve">235</w:t>
+            </w:r>
+          </w:p>
+        </w:tc>
+      </w:tr>
+      <w:tr>
+        <w:tc>
+          <w:tcPr/>
+          <w:p>
+            <w:pPr>
+              <w:pStyle w:val="Compact"/>
+            </w:pPr>
+            <w:r>
+              <w:t xml:space="preserve">Furthest</w:t>
+            </w:r>
+          </w:p>
+        </w:tc>
+        <w:tc>
+          <w:tcPr/>
+          <w:p>
+            <w:pPr>
+              <w:pStyle w:val="Compact"/>
+            </w:pPr>
+            <w:r>
+              <w:t xml:space="preserve">4.1 km</w:t>
+            </w:r>
+          </w:p>
+        </w:tc>
+        <w:tc>
+          <w:tcPr/>
+          <w:p>
+            <w:pPr>
+              <w:pStyle w:val="Compact"/>
+            </w:pPr>
+            <w:r>
+              <w:t xml:space="preserve">3.3 km, and all but 19 are streets</w:t>
+            </w:r>
+          </w:p>
+        </w:tc>
+      </w:tr>
+    </w:tbl>
+    <w:p>
+      <w:pPr>
+        <w:pStyle w:val="BodyText"/>
+      </w:pPr>
+      <w:r>
+        <w:t xml:space="preserve">The reason nothing inside the state is at risk is worth stating, because it is the kind of thing</w:t>
+      </w:r>
+      <w:r>
+        <w:t xml:space="preserve"> </w:t>
+      </w:r>
+      <w:r>
+        <w:t xml:space="preserve">that is usually assumed: the Who’s on First polygons for Maine and Canada meet at the border with</w:t>
+      </w:r>
+      <w:r>
+        <w:t xml:space="preserve"> </w:t>
+      </w:r>
+      <w:r>
+        <w:rPr>
+          <w:b/>
+          <w:bCs/>
+        </w:rPr>
+        <w:t xml:space="preserve">zero</w:t>
+      </w:r>
+      <w:r>
+        <w:t xml:space="preserve"> </w:t>
+      </w:r>
+      <w:r>
+        <w:t xml:space="preserve">overlapping area, measured. Maine’s accuracy is unchanged at 96.0% with no case altered</w:t>
+      </w:r>
+      <w:r>
+        <w:t xml:space="preserve"> </w:t>
+      </w:r>
+      <w:r>
+        <w:t xml:space="preserve">in either direction, and Peaks Island, Cliff Island, the Cranberry Isles, Isle au Haut and</w:t>
+      </w:r>
+      <w:r>
+        <w:t xml:space="preserve"> </w:t>
+      </w:r>
+      <w:r>
+        <w:t xml:space="preserve">Monhegan are all still there, which is what the buffer was for.</w:t>
+      </w:r>
+    </w:p>
+    <w:p>
+      <w:pPr>
+        <w:pStyle w:val="BodyText"/>
+      </w:pPr>
+      <w:r>
+        <w:t xml:space="preserve">The polygons cost 5.6 MB, as two single Who’s on First records rather than the</w:t>
+      </w:r>
+      <w:r>
+        <w:t xml:space="preserve"> </w:t>
       </w:r>
       <w:r>
         <w:rPr>
           <w:rStyle w:val="VerbatimChar"/>
         </w:rPr>
-        <w:t xml:space="preserve">TODO.md</w:t>
-      </w:r>
-      <w:r>
-        <w:t xml:space="preserve"> </w:t>
-      </w:r>
-      <w:r>
-        <w:t xml:space="preserve">section 15).</w:t>
+        <w:t xml:space="preserve">admin-ca</w:t>
+      </w:r>
+      <w:r>
+        <w:t xml:space="preserve"> </w:t>
+      </w:r>
+      <w:r>
+        <w:t xml:space="preserve">and</w:t>
+      </w:r>
+      <w:r>
+        <w:t xml:space="preserve"> </w:t>
+      </w:r>
+      <w:r>
+        <w:rPr>
+          <w:rStyle w:val="VerbatimChar"/>
+        </w:rPr>
+        <w:t xml:space="preserve">admin-mx</w:t>
+      </w:r>
+      <w:r>
+        <w:t xml:space="preserve"> </w:t>
+      </w:r>
+      <w:r>
+        <w:t xml:space="preserve">distributions at 176 MB and 230 MB compressed for two shapes. The fetch checks each</w:t>
+      </w:r>
+      <w:r>
+        <w:t xml:space="preserve"> </w:t>
+      </w:r>
+      <w:r>
+        <w:t xml:space="preserve">file’s</w:t>
+      </w:r>
+      <w:r>
+        <w:t xml:space="preserve"> </w:t>
+      </w:r>
+      <w:r>
+        <w:rPr>
+          <w:rStyle w:val="VerbatimChar"/>
+        </w:rPr>
+        <w:t xml:space="preserve">iso:country</w:t>
+      </w:r>
+      <w:r>
+        <w:t xml:space="preserve"> </w:t>
+      </w:r>
+      <w:r>
+        <w:t xml:space="preserve">afterwards, because the URL is built from an id and a wrong id returns a</w:t>
+      </w:r>
+      <w:r>
+        <w:t xml:space="preserve"> </w:t>
+      </w:r>
+      <w:r>
+        <w:t xml:space="preserve">perfectly valid polygon for somewhere else - 85633057 looks like Mexico’s and is Chile’s.</w:t>
       </w:r>
     </w:p>
     <w:p>

--- a/docs/OPTIMIZATION.docx
+++ b/docs/OPTIMIZATION.docx
@@ -31,7 +31,7 @@
         <w:pStyle w:val="Date"/>
       </w:pPr>
       <w:r>
-        <w:t xml:space="preserve">Version 0.20.0 · 23 September 2026</w:t>
+        <w:t xml:space="preserve">Version 0.20.0 · 25 September 2026</w:t>
       </w:r>
     </w:p>
     <w:sdt>
@@ -114,19 +114,31 @@
         <w:pStyle w:val="BodyText"/>
       </w:pPr>
       <w:r>
-        <w:t xml:space="preserve">Four regions have now been built: Maine, New York, Vermont plus New Hampshire, and Arizona plus</w:t>
-      </w:r>
-      <w:r>
-        <w:t xml:space="preserve"> </w:t>
-      </w:r>
-      <w:r>
-        <w:t xml:space="preserve">Nevada. Each new one has found at least one general defect that the previous ones could not,</w:t>
-      </w:r>
-      <w:r>
-        <w:t xml:space="preserve"> </w:t>
-      </w:r>
-      <w:r>
-        <w:t xml:space="preserve">which is the argument for building a fourth rather than asserting the third was enough.</w:t>
+        <w:t xml:space="preserve">Five regions have now been built: Maine, New York, Vermont plus New Hampshire, Arizona plus</w:t>
+      </w:r>
+      <w:r>
+        <w:t xml:space="preserve"> </w:t>
+      </w:r>
+      <w:r>
+        <w:t xml:space="preserve">Nevada, and Texas plus Louisiana plus Arkansas. Every one of them found at least one general</w:t>
+      </w:r>
+      <w:r>
+        <w:t xml:space="preserve"> </w:t>
+      </w:r>
+      <w:r>
+        <w:t xml:space="preserve">defect the previous ones could not, which is the argument for building the next rather than</w:t>
+      </w:r>
+      <w:r>
+        <w:t xml:space="preserve"> </w:t>
+      </w:r>
+      <w:r>
+        <w:t xml:space="preserve">asserting the last was enough - and the argument, eventually, for stopping: by the fifth the</w:t>
+      </w:r>
+      <w:r>
+        <w:t xml:space="preserve"> </w:t>
+      </w:r>
+      <w:r>
+        <w:t xml:space="preserve">defects it found were in the same family as the fourth’s rather than a new kind.</w:t>
       </w:r>
     </w:p>
     <w:p>
@@ -428,7 +440,7 @@
               <w:pStyle w:val="Compact"/>
             </w:pPr>
             <w:r>
-              <w:t xml:space="preserve">Known-answer failures across four builds</w:t>
+              <w:t xml:space="preserve">Known-answer failures across five builds</w:t>
             </w:r>
           </w:p>
         </w:tc>
@@ -534,7 +546,17 @@
               <w:pStyle w:val="Compact"/>
             </w:pPr>
             <w:r>
-              <w:t xml:space="preserve">none beyond the 300 m buffer but streets</w:t>
+              <w:t xml:space="preserve">235, and</w:t>
+            </w:r>
+            <w:r>
+              <w:t xml:space="preserve"> </w:t>
+            </w:r>
+            <w:r>
+              <w:rPr>
+                <w:b/>
+                <w:bCs/>
+              </w:rPr>
+              <w:t xml:space="preserve">none of them labelled Maine</w:t>
             </w:r>
           </w:p>
         </w:tc>
@@ -2847,13 +2869,129 @@
         <w:pStyle w:val="BodyText"/>
       </w:pPr>
       <w:r>
-        <w:t xml:space="preserve">The clip uses Who’s on First’s region polygon, buffered by about 300 m, and the choice of</w:t>
-      </w:r>
-      <w:r>
-        <w:t xml:space="preserve"> </w:t>
-      </w:r>
-      <w:r>
-        <w:t xml:space="preserve">polygon matters for the same reason it mattered for ZCTAs. Verified, not assumed:</w:t>
+        <w:t xml:space="preserve">Subtracting the neighbours did not finish it, and the last step is the interesting one. New York</w:t>
+      </w:r>
+      <w:r>
+        <w:t xml:space="preserve"> </w:t>
+      </w:r>
+      <w:r>
+        <w:t xml:space="preserve">went on answering</w:t>
+      </w:r>
+      <w:r>
+        <w:t xml:space="preserve"> </w:t>
+      </w:r>
+      <w:r>
+        <w:rPr>
+          <w:rStyle w:val="VerbatimChar"/>
+        </w:rPr>
+        <w:t xml:space="preserve">Akwesasne Canada Post, NY, USA</w:t>
+      </w:r>
+      <w:r>
+        <w:t xml:space="preserve">, and the polygon was not at fault: Who’s on</w:t>
+      </w:r>
+      <w:r>
+        <w:t xml:space="preserve"> </w:t>
+      </w:r>
+      <w:r>
+        <w:t xml:space="preserve">First’s Canada is exact at Cornwall ten kilometres away, at Montreal, at Niagara and in farmland</w:t>
+      </w:r>
+      <w:r>
+        <w:t xml:space="preserve"> </w:t>
+      </w:r>
+      <w:r>
+        <w:t xml:space="preserve">immediately north of the 45th parallel. It has a</w:t>
+      </w:r>
+      <w:r>
+        <w:t xml:space="preserve"> </w:t>
+      </w:r>
+      <w:r>
+        <w:rPr>
+          <w:b/>
+          <w:bCs/>
+        </w:rPr>
+        <w:t xml:space="preserve">hole</w:t>
+      </w:r>
+      <w:r>
+        <w:t xml:space="preserve"> </w:t>
+      </w:r>
+      <w:r>
+        <w:t xml:space="preserve">over Akwesasne, a Mohawk territory</w:t>
+      </w:r>
+      <w:r>
+        <w:t xml:space="preserve"> </w:t>
+      </w:r>
+      <w:r>
+        <w:t xml:space="preserve">straddling Ontario, Quebec and New York whose jurisdiction is genuinely contested. A gazetteer</w:t>
+      </w:r>
+      <w:r>
+        <w:t xml:space="preserve"> </w:t>
+      </w:r>
+      <w:r>
+        <w:t xml:space="preserve">declining to assign that to a country is defensible. A geocoder calling it New York is not.</w:t>
+      </w:r>
+    </w:p>
+    <w:p>
+      <w:pPr>
+        <w:pStyle w:val="BodyText"/>
+      </w:pPr>
+      <w:r>
+        <w:t xml:space="preserve">What was actually wrong was older and more general: a feature with no county fell back to the</w:t>
+      </w:r>
+      <w:r>
+        <w:t xml:space="preserve"> </w:t>
+      </w:r>
+      <w:r>
+        <w:t xml:space="preserve">build’s own state whenever the build had exactly one. That is right for a sliver between two</w:t>
+      </w:r>
+      <w:r>
+        <w:t xml:space="preserve"> </w:t>
+      </w:r>
+      <w:r>
+        <w:t xml:space="preserve">county polygons and wrong for everything past the boundary, and it is the same rule that had New</w:t>
+      </w:r>
+      <w:r>
+        <w:t xml:space="preserve"> </w:t>
+      </w:r>
+      <w:r>
+        <w:t xml:space="preserve">York answering for a river in New Jersey. The state now comes from the county’s parent as before</w:t>
+      </w:r>
+      <w:r>
+        <w:t xml:space="preserve"> </w:t>
+      </w:r>
+      <w:r>
+        <w:t xml:space="preserve">and failing that from whichever region polygon contains the point - the same probe answers it, so</w:t>
+      </w:r>
+      <w:r>
+        <w:t xml:space="preserve"> </w:t>
+      </w:r>
+      <w:r>
+        <w:t xml:space="preserve">it costs one more placetype and no extra pass - and a feature inside no region carries no state.</w:t>
+      </w:r>
+      <w:r>
+        <w:t xml:space="preserve"> </w:t>
+      </w:r>
+      <w:r>
+        <w:t xml:space="preserve">There is nothing larger loaded to fall back to, the build holding states rather than countries,</w:t>
+      </w:r>
+      <w:r>
+        <w:t xml:space="preserve"> </w:t>
+      </w:r>
+      <w:r>
+        <w:t xml:space="preserve">so null is where it stops, which is what a multi-state build always did.</w:t>
+      </w:r>
+    </w:p>
+    <w:p>
+      <w:pPr>
+        <w:pStyle w:val="BodyText"/>
+      </w:pPr>
+      <w:r>
+        <w:t xml:space="preserve">Three things were checked rather than assumed, and the third is the one that could have broken</w:t>
+      </w:r>
+      <w:r>
+        <w:t xml:space="preserve"> </w:t>
+      </w:r>
+      <w:r>
+        <w:t xml:space="preserve">it:</w:t>
       </w:r>
     </w:p>
     <w:p>
@@ -2865,7 +3003,26 @@
         </w:numPr>
       </w:pPr>
       <w:r>
-        <w:t xml:space="preserve">all 276 features on Peaks Island, Cliff Island and the Cranberry Isles survive;</w:t>
+        <w:t xml:space="preserve">the Akwesasne points are outside New York’s</w:t>
+      </w:r>
+      <w:r>
+        <w:t xml:space="preserve"> </w:t>
+      </w:r>
+      <w:r>
+        <w:rPr>
+          <w:b/>
+          <w:bCs/>
+        </w:rPr>
+        <w:t xml:space="preserve">outer ring</w:t>
+      </w:r>
+      <w:r>
+        <w:t xml:space="preserve">, not in a hole, and no build’s region</w:t>
+      </w:r>
+      <w:r>
+        <w:t xml:space="preserve"> </w:t>
+      </w:r>
+      <w:r>
+        <w:t xml:space="preserve">polygon has any interior ring or holds any feature in one, so the enclave case does not arise;</w:t>
       </w:r>
     </w:p>
     <w:p>
@@ -2874,6 +3031,476 @@
         <w:numPr>
           <w:ilvl w:val="0"/>
           <w:numId w:val="1001"/>
+        </w:numPr>
+      </w:pPr>
+      <w:r>
+        <w:t xml:space="preserve">a concave hull of New York</w:t>
+      </w:r>
+      <w:r>
+        <w:t xml:space="preserve"> </w:t>
+      </w:r>
+      <w:r>
+        <w:rPr>
+          <w:i/>
+          <w:iCs/>
+        </w:rPr>
+        <w:t xml:space="preserve">does</w:t>
+      </w:r>
+      <w:r>
+        <w:t xml:space="preserve"> </w:t>
+      </w:r>
+      <w:r>
+        <w:t xml:space="preserve">contain them, which is the argument against using one - it</w:t>
+      </w:r>
+      <w:r>
+        <w:t xml:space="preserve"> </w:t>
+      </w:r>
+      <w:r>
+        <w:t xml:space="preserve">would claim the far bank of the river as readily as the near shoreline;</w:t>
+      </w:r>
+    </w:p>
+    <w:p>
+      <w:pPr>
+        <w:pStyle w:val="Compact"/>
+        <w:numPr>
+          <w:ilvl w:val="0"/>
+          <w:numId w:val="1001"/>
+        </w:numPr>
+      </w:pPr>
+      <w:r>
+        <w:rPr>
+          <w:b/>
+          <w:bCs/>
+        </w:rPr>
+        <w:t xml:space="preserve">islands keep their state</w:t>
+      </w:r>
+      <w:r>
+        <w:t xml:space="preserve">. A state’s bounds include them, and a generalised coastline is</w:t>
+      </w:r>
+      <w:r>
+        <w:t xml:space="preserve"> </w:t>
+      </w:r>
+      <w:r>
+        <w:t xml:space="preserve">exactly what the buffer exists to survive. Peaks, Chebeague, the Cranberry Isles, Islesboro,</w:t>
+      </w:r>
+      <w:r>
+        <w:t xml:space="preserve"> </w:t>
+      </w:r>
+      <w:r>
+        <w:t xml:space="preserve">Vinalhaven, North Haven, Monhegan and Isle au Haut are 100% Maine across 7,145 features.</w:t>
+      </w:r>
+    </w:p>
+    <w:p>
+      <w:pPr>
+        <w:pStyle w:val="FirstParagraph"/>
+      </w:pPr>
+      <w:r>
+        <w:t xml:space="preserve">And the water between the islands is Maine too, which is the strongest argument for the polygon</w:t>
+      </w:r>
+      <w:r>
+        <w:t xml:space="preserve"> </w:t>
+      </w:r>
+      <w:r>
+        <w:t xml:space="preserve">over the hull rather than against it. Who’s on First’s region is a territorial boundary, not a</w:t>
+      </w:r>
+      <w:r>
+        <w:t xml:space="preserve"> </w:t>
+      </w:r>
+      <w:r>
+        <w:t xml:space="preserve">land outline: Casco Bay between Peaks and Long Island, Penobscot Bay between Vinalhaven and</w:t>
+      </w:r>
+      <w:r>
+        <w:t xml:space="preserve"> </w:t>
+      </w:r>
+      <w:r>
+        <w:t xml:space="preserve">Islesboro, Frenchman Bay, Blue Hill Bay and Muscongus Bay are all inside it, while open water 20</w:t>
+      </w:r>
+      <w:r>
+        <w:t xml:space="preserve"> </w:t>
+      </w:r>
+      <w:r>
+        <w:t xml:space="preserve">and 60 km offshore is not. A concave hull adds nothing there and costs a great deal elsewhere -</w:t>
+      </w:r>
+      <w:r>
+        <w:t xml:space="preserve"> </w:t>
+      </w:r>
+      <w:r>
+        <w:t xml:space="preserve">at a tolerance loose enough to be worth having it swallows Campobello Island and St. Stephen, and</w:t>
+      </w:r>
+      <w:r>
+        <w:t xml:space="preserve"> </w:t>
+      </w:r>
+      <w:r>
+        <w:t xml:space="preserve">would claim 135 of Maine’s 235 stateless features for a state none of them is in.</w:t>
+      </w:r>
+    </w:p>
+    <w:p>
+      <w:pPr>
+        <w:pStyle w:val="BodyText"/>
+      </w:pPr>
+      <w:r>
+        <w:t xml:space="preserve">Maine loses the state on 235 features, every one of them on the New Hampshire line - Salmon Falls</w:t>
+      </w:r>
+      <w:r>
+        <w:t xml:space="preserve"> </w:t>
+      </w:r>
+      <w:r>
+        <w:t xml:space="preserve">River, Hiltons Lane, Upton Road - and none of them Maine’s.</w:t>
+      </w:r>
+    </w:p>
+    <w:p>
+      <w:pPr>
+        <w:pStyle w:val="BodyText"/>
+      </w:pPr>
+      <w:r>
+        <w:t xml:space="preserve">The country had to follow, and it took one more round to see it. With the state gone, the label</w:t>
+      </w:r>
+      <w:r>
+        <w:t xml:space="preserve"> </w:t>
+      </w:r>
+      <w:r>
+        <w:t xml:space="preserve">still read</w:t>
+      </w:r>
+      <w:r>
+        <w:t xml:space="preserve"> </w:t>
+      </w:r>
+      <w:r>
+        <w:rPr>
+          <w:rStyle w:val="VerbatimChar"/>
+        </w:rPr>
+        <w:t xml:space="preserve">Akwesasne Canada Post, USA</w:t>
+      </w:r>
+      <w:r>
+        <w:t xml:space="preserve">: the country was appended unconditionally and the API’s</w:t>
+      </w:r>
+      <w:r>
+        <w:t xml:space="preserve"> </w:t>
+      </w:r>
+      <w:r>
+        <w:t xml:space="preserve">country fields were literals, which is the same assumption that had just been wrong about the</w:t>
+      </w:r>
+      <w:r>
+        <w:t xml:space="preserve"> </w:t>
+      </w:r>
+      <w:r>
+        <w:t xml:space="preserve">state, standing one level up. The state is the only evidence a build has of the country, since it</w:t>
+      </w:r>
+      <w:r>
+        <w:t xml:space="preserve"> </w:t>
+      </w:r>
+      <w:r>
+        <w:t xml:space="preserve">holds states and not countries, so the two now travel together and the 5,338 features across the</w:t>
+      </w:r>
+      <w:r>
+        <w:t xml:space="preserve"> </w:t>
+      </w:r>
+      <w:r>
+        <w:t xml:space="preserve">four builds that carry no state carry no country either.</w:t>
+      </w:r>
+    </w:p>
+    <w:p>
+      <w:pPr>
+        <w:pStyle w:val="BodyText"/>
+      </w:pPr>
+      <w:r>
+        <w:t xml:space="preserve">This was recorded as a possible Pelias compatibility difference - Pelias always returns a country</w:t>
+      </w:r>
+      <w:r>
+        <w:t xml:space="preserve"> </w:t>
+      </w:r>
+      <w:r>
+        <w:t xml:space="preserve">for a US build, so dropping it might be a break rather than a fix - and the way to settle that</w:t>
+      </w:r>
+      <w:r>
+        <w:t xml:space="preserve"> </w:t>
+      </w:r>
+      <w:r>
+        <w:t xml:space="preserve">was to ask Pelias. It answers:</w:t>
+      </w:r>
+    </w:p>
+    <w:tbl>
+      <w:tblPr>
+        <w:tblStyle w:val="Table"/>
+        <w:tblW w:type="pct" w:w="5000"/>
+        <w:tblLayout w:type="fixed"/>
+        <w:tblLook w:firstRow="1" w:lastRow="0" w:firstColumn="0" w:lastColumn="0" w:noHBand="0" w:noVBand="0" w:val="0020"/>
+      </w:tblPr>
+      <w:tblGrid>
+        <w:gridCol w:w="2640"/>
+        <w:gridCol w:w="2640"/>
+        <w:gridCol w:w="2640"/>
+      </w:tblGrid>
+      <w:tr>
+        <w:trPr>
+          <w:tblHeader w:val="on"/>
+        </w:trPr>
+        <w:tc>
+          <w:tcPr/>
+          <w:p>
+            <w:pPr>
+              <w:pStyle w:val="Compact"/>
+            </w:pPr>
+            <w:r>
+              <w:t xml:space="preserve">Query</w:t>
+            </w:r>
+          </w:p>
+        </w:tc>
+        <w:tc>
+          <w:tcPr/>
+          <w:p>
+            <w:pPr>
+              <w:pStyle w:val="Compact"/>
+            </w:pPr>
+            <w:r>
+              <w:t xml:space="preserve">pgeo</w:t>
+            </w:r>
+          </w:p>
+        </w:tc>
+        <w:tc>
+          <w:tcPr/>
+          <w:p>
+            <w:pPr>
+              <w:pStyle w:val="Compact"/>
+            </w:pPr>
+            <w:r>
+              <w:t xml:space="preserve">Pelias</w:t>
+            </w:r>
+          </w:p>
+        </w:tc>
+      </w:tr>
+      <w:tr>
+        <w:tc>
+          <w:tcPr/>
+          <w:p>
+            <w:pPr>
+              <w:pStyle w:val="Compact"/>
+            </w:pPr>
+            <w:r>
+              <w:rPr>
+                <w:rStyle w:val="VerbatimChar"/>
+              </w:rPr>
+              <w:t xml:space="preserve">389 Congress St Portland ME</w:t>
+            </w:r>
+          </w:p>
+        </w:tc>
+        <w:tc>
+          <w:tcPr/>
+          <w:p>
+            <w:pPr>
+              <w:pStyle w:val="Compact"/>
+            </w:pPr>
+            <w:r>
+              <w:rPr>
+                <w:rStyle w:val="VerbatimChar"/>
+              </w:rPr>
+              <w:t xml:space="preserve">389 Congress St, Portland, ME, USA</w:t>
+            </w:r>
+          </w:p>
+        </w:tc>
+        <w:tc>
+          <w:tcPr/>
+          <w:p>
+            <w:pPr>
+              <w:pStyle w:val="Compact"/>
+            </w:pPr>
+            <w:r>
+              <w:rPr>
+                <w:rStyle w:val="VerbatimChar"/>
+              </w:rPr>
+              <w:t xml:space="preserve">389 Congress Street, Portland, ME, USA</w:t>
+            </w:r>
+          </w:p>
+        </w:tc>
+      </w:tr>
+      <w:tr>
+        <w:tc>
+          <w:tcPr/>
+          <w:p>
+            <w:pPr>
+              <w:pStyle w:val="Compact"/>
+            </w:pPr>
+            <w:r>
+              <w:rPr>
+                <w:rStyle w:val="VerbatimChar"/>
+              </w:rPr>
+              <w:t xml:space="preserve">Charleys Point</w:t>
+            </w:r>
+          </w:p>
+        </w:tc>
+        <w:tc>
+          <w:tcPr/>
+          <w:p>
+            <w:pPr>
+              <w:pStyle w:val="Compact"/>
+            </w:pPr>
+            <w:r>
+              <w:rPr>
+                <w:rStyle w:val="VerbatimChar"/>
+              </w:rPr>
+              <w:t xml:space="preserve">Charleys Point</w:t>
+            </w:r>
+            <w:r>
+              <w:t xml:space="preserve">, country null</w:t>
+            </w:r>
+          </w:p>
+        </w:tc>
+        <w:tc>
+          <w:tcPr/>
+          <w:p>
+            <w:pPr>
+              <w:pStyle w:val="Compact"/>
+            </w:pPr>
+            <w:r>
+              <w:rPr>
+                <w:rStyle w:val="VerbatimChar"/>
+              </w:rPr>
+              <w:t xml:space="preserve">Charleys Point</w:t>
+            </w:r>
+            <w:r>
+              <w:t xml:space="preserve">, country null</w:t>
+            </w:r>
+          </w:p>
+        </w:tc>
+      </w:tr>
+    </w:tbl>
+    <w:p>
+      <w:pPr>
+        <w:pStyle w:val="BodyText"/>
+      </w:pPr>
+      <w:r>
+        <w:t xml:space="preserve">Pelias omits the country, and leaves it out of the label, when it has no hierarchy for a document.</w:t>
+      </w:r>
+      <w:r>
+        <w:t xml:space="preserve"> </w:t>
+      </w:r>
+      <w:r>
+        <w:t xml:space="preserve">Asserting</w:t>
+      </w:r>
+      <w:r>
+        <w:t xml:space="preserve"> </w:t>
+      </w:r>
+      <w:r>
+        <w:rPr>
+          <w:rStyle w:val="VerbatimChar"/>
+        </w:rPr>
+        <w:t xml:space="preserve">, USA</w:t>
+      </w:r>
+      <w:r>
+        <w:t xml:space="preserve"> </w:t>
+      </w:r>
+      <w:r>
+        <w:t xml:space="preserve">was the divergence; dropping it is the compatibility fix. The same comparison</w:t>
+      </w:r>
+      <w:r>
+        <w:t xml:space="preserve"> </w:t>
+      </w:r>
+      <w:r>
+        <w:t xml:space="preserve">confirms</w:t>
+      </w:r>
+      <w:r>
+        <w:t xml:space="preserve"> </w:t>
+      </w:r>
+      <w:r>
+        <w:rPr>
+          <w:rStyle w:val="VerbatimChar"/>
+        </w:rPr>
+        <w:t xml:space="preserve">county: "Cumberland County"</w:t>
+      </w:r>
+      <w:r>
+        <w:t xml:space="preserve">, the form section 4.5 moved to.</w:t>
+      </w:r>
+    </w:p>
+    <w:p>
+      <w:pPr>
+        <w:pStyle w:val="BodyText"/>
+      </w:pPr>
+      <w:r>
+        <w:t xml:space="preserve">Starting Pelias to ask it also found something else, which is recorded rather than fixed because</w:t>
+      </w:r>
+      <w:r>
+        <w:t xml:space="preserve"> </w:t>
+      </w:r>
+      <w:r>
+        <w:t xml:space="preserve">the file holds secrets: its</w:t>
+      </w:r>
+      <w:r>
+        <w:t xml:space="preserve"> </w:t>
+      </w:r>
+      <w:r>
+        <w:rPr>
+          <w:rStyle w:val="VerbatimChar"/>
+        </w:rPr>
+        <w:t xml:space="preserve">DATA_DIR</w:t>
+      </w:r>
+      <w:r>
+        <w:t xml:space="preserve"> </w:t>
+      </w:r>
+      <w:r>
+        <w:t xml:space="preserve">still points at the path the repository had before it was</w:t>
+      </w:r>
+      <w:r>
+        <w:t xml:space="preserve"> </w:t>
+      </w:r>
+      <w:r>
+        <w:t xml:space="preserve">renamed, now an empty directory beside the real one. Elasticsearch will not start against it, and</w:t>
+      </w:r>
+      <w:r>
+        <w:t xml:space="preserve"> </w:t>
+      </w:r>
+      <w:r>
+        <w:t xml:space="preserve">the API then answers every query with no results - which reads like an empty index rather than a</w:t>
+      </w:r>
+      <w:r>
+        <w:t xml:space="preserve"> </w:t>
+      </w:r>
+      <w:r>
+        <w:t xml:space="preserve">wrong path (</w:t>
+      </w:r>
+      <w:r>
+        <w:rPr>
+          <w:rStyle w:val="VerbatimChar"/>
+        </w:rPr>
+        <w:t xml:space="preserve">TODO.md</w:t>
+      </w:r>
+      <w:r>
+        <w:t xml:space="preserve"> </w:t>
+      </w:r>
+      <w:r>
+        <w:t xml:space="preserve">section 18).</w:t>
+      </w:r>
+    </w:p>
+    <w:p>
+      <w:pPr>
+        <w:pStyle w:val="BodyText"/>
+      </w:pPr>
+      <w:r>
+        <w:t xml:space="preserve">The clip uses Who’s on First’s region polygon, buffered by about 300 m, and the choice of</w:t>
+      </w:r>
+      <w:r>
+        <w:t xml:space="preserve"> </w:t>
+      </w:r>
+      <w:r>
+        <w:t xml:space="preserve">polygon matters for the same reason it mattered for ZCTAs. Verified, not assumed:</w:t>
+      </w:r>
+    </w:p>
+    <w:p>
+      <w:pPr>
+        <w:pStyle w:val="Compact"/>
+        <w:numPr>
+          <w:ilvl w:val="0"/>
+          <w:numId w:val="1002"/>
+        </w:numPr>
+      </w:pPr>
+      <w:r>
+        <w:t xml:space="preserve">all 276 features on Peaks Island, Cliff Island and the Cranberry Isles survive;</w:t>
+      </w:r>
+    </w:p>
+    <w:p>
+      <w:pPr>
+        <w:pStyle w:val="Compact"/>
+        <w:numPr>
+          <w:ilvl w:val="0"/>
+          <w:numId w:val="1002"/>
         </w:numPr>
       </w:pPr>
       <w:r>
@@ -3507,7 +4134,7 @@
     </w:p>
     <w:bookmarkEnd w:id="18"/>
     <w:bookmarkEnd w:id="19"/>
-    <w:bookmarkStart w:id="24" w:name="accuracy"/>
+    <w:bookmarkStart w:id="25" w:name="accuracy"/>
     <w:p>
       <w:pPr>
         <w:pStyle w:val="Heading2"/>
@@ -3545,15 +4172,17 @@
     <w:tbl>
       <w:tblPr>
         <w:tblStyle w:val="Table"/>
-        <w:tblW w:type="auto" w:w="0"/>
+        <w:tblW w:type="pct" w:w="5000"/>
+        <w:tblLayout w:type="fixed"/>
         <w:tblLook w:firstRow="1" w:lastRow="0" w:firstColumn="0" w:lastColumn="0" w:noHBand="0" w:noVBand="0" w:val="0020"/>
       </w:tblPr>
       <w:tblGrid>
-        <w:gridCol w:w="1584"/>
-        <w:gridCol w:w="1584"/>
-        <w:gridCol w:w="1584"/>
-        <w:gridCol w:w="1584"/>
-        <w:gridCol w:w="1584"/>
+        <w:gridCol w:w="1320"/>
+        <w:gridCol w:w="1320"/>
+        <w:gridCol w:w="1320"/>
+        <w:gridCol w:w="1320"/>
+        <w:gridCol w:w="1320"/>
+        <w:gridCol w:w="1320"/>
       </w:tblGrid>
       <w:tr>
         <w:trPr>
@@ -3611,6 +4240,17 @@
             </w:pPr>
             <w:r>
               <w:t xml:space="preserve">AZ + NV</w:t>
+            </w:r>
+          </w:p>
+        </w:tc>
+        <w:tc>
+          <w:tcPr/>
+          <w:p>
+            <w:pPr>
+              <w:pStyle w:val="Compact"/>
+            </w:pPr>
+            <w:r>
+              <w:t xml:space="preserve">TX + LA + AR</w:t>
             </w:r>
           </w:p>
         </w:tc>
@@ -3657,22 +4297,7 @@
                 <w:b/>
                 <w:bCs/>
               </w:rPr>
-              <w:t xml:space="preserve">95.5%</w:t>
-            </w:r>
-          </w:p>
-        </w:tc>
-        <w:tc>
-          <w:tcPr/>
-          <w:p>
-            <w:pPr>
-              <w:pStyle w:val="Compact"/>
-            </w:pPr>
-            <w:r>
-              <w:rPr>
-                <w:b/>
-                <w:bCs/>
-              </w:rPr>
-              <w:t xml:space="preserve">92.4%</w:t>
+              <w:t xml:space="preserve">94.9%</w:t>
             </w:r>
           </w:p>
         </w:tc>
@@ -3691,6 +4316,36 @@
             </w:r>
           </w:p>
         </w:tc>
+        <w:tc>
+          <w:tcPr/>
+          <w:p>
+            <w:pPr>
+              <w:pStyle w:val="Compact"/>
+            </w:pPr>
+            <w:r>
+              <w:rPr>
+                <w:b/>
+                <w:bCs/>
+              </w:rPr>
+              <w:t xml:space="preserve">91.9%</w:t>
+            </w:r>
+          </w:p>
+        </w:tc>
+        <w:tc>
+          <w:tcPr/>
+          <w:p>
+            <w:pPr>
+              <w:pStyle w:val="Compact"/>
+            </w:pPr>
+            <w:r>
+              <w:rPr>
+                <w:b/>
+                <w:bCs/>
+              </w:rPr>
+              <w:t xml:space="preserve">83.8%</w:t>
+            </w:r>
+          </w:p>
+        </w:tc>
       </w:tr>
       <w:tr>
         <w:tc>
@@ -3748,6 +4403,17 @@
             </w:r>
           </w:p>
         </w:tc>
+        <w:tc>
+          <w:tcPr/>
+          <w:p>
+            <w:pPr>
+              <w:pStyle w:val="Compact"/>
+            </w:pPr>
+            <w:r>
+              <w:t xml:space="preserve">85.7%</w:t>
+            </w:r>
+          </w:p>
+        </w:tc>
       </w:tr>
       <w:tr>
         <w:tc>
@@ -3805,6 +4471,17 @@
             </w:r>
           </w:p>
         </w:tc>
+        <w:tc>
+          <w:tcPr/>
+          <w:p>
+            <w:pPr>
+              <w:pStyle w:val="Compact"/>
+            </w:pPr>
+            <w:r>
+              <w:t xml:space="preserve">75.0%</w:t>
+            </w:r>
+          </w:p>
+        </w:tc>
       </w:tr>
       <w:tr>
         <w:tc>
@@ -3836,17 +4513,6 @@
               <w:pStyle w:val="Compact"/>
             </w:pPr>
             <w:r>
-              <w:t xml:space="preserve">96.4%</w:t>
-            </w:r>
-          </w:p>
-        </w:tc>
-        <w:tc>
-          <w:tcPr/>
-          <w:p>
-            <w:pPr>
-              <w:pStyle w:val="Compact"/>
-            </w:pPr>
-            <w:r>
               <w:t xml:space="preserve">92.9%</w:t>
             </w:r>
           </w:p>
@@ -3858,10 +4524,32 @@
               <w:pStyle w:val="Compact"/>
             </w:pPr>
             <w:r>
+              <w:t xml:space="preserve">89.3%</w:t>
+            </w:r>
+          </w:p>
+        </w:tc>
+        <w:tc>
+          <w:tcPr/>
+          <w:p>
+            <w:pPr>
+              <w:pStyle w:val="Compact"/>
+            </w:pPr>
+            <w:r>
               <w:t xml:space="preserve">82.1%</w:t>
             </w:r>
           </w:p>
         </w:tc>
+        <w:tc>
+          <w:tcPr/>
+          <w:p>
+            <w:pPr>
+              <w:pStyle w:val="Compact"/>
+            </w:pPr>
+            <w:r>
+              <w:t xml:space="preserve">75.0%</w:t>
+            </w:r>
+          </w:p>
+        </w:tc>
       </w:tr>
       <w:tr>
         <w:tc>
@@ -3919,27 +4607,38 @@
             </w:r>
           </w:p>
         </w:tc>
-      </w:tr>
-      <w:tr>
-        <w:tc>
-          <w:tcPr/>
-          <w:p>
-            <w:pPr>
-              <w:pStyle w:val="Compact"/>
-            </w:pPr>
-            <w:r>
-              <w:t xml:space="preserve">lakes and summits</w:t>
-            </w:r>
-          </w:p>
-        </w:tc>
-        <w:tc>
-          <w:tcPr/>
-          <w:p>
-            <w:pPr>
-              <w:pStyle w:val="Compact"/>
-            </w:pPr>
-            <w:r>
-              <w:t xml:space="preserve">86.7%</w:t>
+        <w:tc>
+          <w:tcPr/>
+          <w:p>
+            <w:pPr>
+              <w:pStyle w:val="Compact"/>
+            </w:pPr>
+            <w:r>
+              <w:t xml:space="preserve">96.2%</w:t>
+            </w:r>
+          </w:p>
+        </w:tc>
+      </w:tr>
+      <w:tr>
+        <w:tc>
+          <w:tcPr/>
+          <w:p>
+            <w:pPr>
+              <w:pStyle w:val="Compact"/>
+            </w:pPr>
+            <w:r>
+              <w:t xml:space="preserve">ZIP codes</w:t>
+            </w:r>
+          </w:p>
+        </w:tc>
+        <w:tc>
+          <w:tcPr/>
+          <w:p>
+            <w:pPr>
+              <w:pStyle w:val="Compact"/>
+            </w:pPr>
+            <w:r>
+              <w:t xml:space="preserve">98.3%</w:t>
             </w:r>
           </w:p>
         </w:tc>
@@ -3961,52 +4660,6 @@
               <w:pStyle w:val="Compact"/>
             </w:pPr>
             <w:r>
-              <w:t xml:space="preserve">89.5%</w:t>
-            </w:r>
-          </w:p>
-        </w:tc>
-        <w:tc>
-          <w:tcPr/>
-          <w:p>
-            <w:pPr>
-              <w:pStyle w:val="Compact"/>
-            </w:pPr>
-            <w:r>
-              <w:t xml:space="preserve">78.9%</w:t>
-            </w:r>
-          </w:p>
-        </w:tc>
-      </w:tr>
-      <w:tr>
-        <w:tc>
-          <w:tcPr/>
-          <w:p>
-            <w:pPr>
-              <w:pStyle w:val="Compact"/>
-            </w:pPr>
-            <w:r>
-              <w:t xml:space="preserve">ZIP codes</w:t>
-            </w:r>
-          </w:p>
-        </w:tc>
-        <w:tc>
-          <w:tcPr/>
-          <w:p>
-            <w:pPr>
-              <w:pStyle w:val="Compact"/>
-            </w:pPr>
-            <w:r>
-              <w:t xml:space="preserve">98.3%</w:t>
-            </w:r>
-          </w:p>
-        </w:tc>
-        <w:tc>
-          <w:tcPr/>
-          <w:p>
-            <w:pPr>
-              <w:pStyle w:val="Compact"/>
-            </w:pPr>
-            <w:r>
               <w:t xml:space="preserve">100.0%</w:t>
             </w:r>
           </w:p>
@@ -4018,78 +4671,21 @@
               <w:pStyle w:val="Compact"/>
             </w:pPr>
             <w:r>
+              <w:t xml:space="preserve">87.5%</w:t>
+            </w:r>
+          </w:p>
+        </w:tc>
+        <w:tc>
+          <w:tcPr/>
+          <w:p>
+            <w:pPr>
+              <w:pStyle w:val="Compact"/>
+            </w:pPr>
+            <w:r>
               <w:t xml:space="preserve">100.0%</w:t>
             </w:r>
           </w:p>
         </w:tc>
-        <w:tc>
-          <w:tcPr/>
-          <w:p>
-            <w:pPr>
-              <w:pStyle w:val="Compact"/>
-            </w:pPr>
-            <w:r>
-              <w:t xml:space="preserve">87.5%</w:t>
-            </w:r>
-          </w:p>
-        </w:tc>
-      </w:tr>
-      <w:tr>
-        <w:tc>
-          <w:tcPr/>
-          <w:p>
-            <w:pPr>
-              <w:pStyle w:val="Compact"/>
-            </w:pPr>
-            <w:r>
-              <w:t xml:space="preserve">misses</w:t>
-            </w:r>
-          </w:p>
-        </w:tc>
-        <w:tc>
-          <w:tcPr/>
-          <w:p>
-            <w:pPr>
-              <w:pStyle w:val="Compact"/>
-            </w:pPr>
-            <w:r>
-              <w:t xml:space="preserve">94.7%</w:t>
-            </w:r>
-          </w:p>
-        </w:tc>
-        <w:tc>
-          <w:tcPr/>
-          <w:p>
-            <w:pPr>
-              <w:pStyle w:val="Compact"/>
-            </w:pPr>
-            <w:r>
-              <w:t xml:space="preserve">94.7%</w:t>
-            </w:r>
-          </w:p>
-        </w:tc>
-        <w:tc>
-          <w:tcPr/>
-          <w:p>
-            <w:pPr>
-              <w:pStyle w:val="Compact"/>
-            </w:pPr>
-            <w:r>
-              <w:t xml:space="preserve">100.0%</w:t>
-            </w:r>
-          </w:p>
-        </w:tc>
-        <w:tc>
-          <w:tcPr/>
-          <w:p>
-            <w:pPr>
-              <w:pStyle w:val="Compact"/>
-            </w:pPr>
-            <w:r>
-              <w:t xml:space="preserve">100.0%</w:t>
-            </w:r>
-          </w:p>
-        </w:tc>
       </w:tr>
     </w:tbl>
     <w:p>
@@ -4097,13 +4693,25 @@
         <w:pStyle w:val="BodyText"/>
       </w:pPr>
       <w:r>
-        <w:t xml:space="preserve">Maine is highest because Maine is where the tuning was measured, and the spread between the four</w:t>
-      </w:r>
-      <w:r>
-        <w:t xml:space="preserve"> </w:t>
-      </w:r>
-      <w:r>
-        <w:t xml:space="preserve">is now four points rather than eleven. No setting in the engine names a region.</w:t>
+        <w:t xml:space="preserve">Maine is highest because Maine is where the tuning was measured. The first four sit within four</w:t>
+      </w:r>
+      <w:r>
+        <w:t xml:space="preserve"> </w:t>
+      </w:r>
+      <w:r>
+        <w:t xml:space="preserve">points of each other, against eleven before this work. Texas plus Louisiana plus Arkansas is</w:t>
+      </w:r>
+      <w:r>
+        <w:t xml:space="preserve"> </w:t>
+      </w:r>
+      <w:r>
+        <w:t xml:space="preserve">twelve points below Maine and is discussed in section 5.5: part of that gap is understood and</w:t>
+      </w:r>
+      <w:r>
+        <w:t xml:space="preserve"> </w:t>
+      </w:r>
+      <w:r>
+        <w:t xml:space="preserve">part is not, and saying which is which is more use than an average.</w:t>
       </w:r>
     </w:p>
     <w:bookmarkStart w:id="20" w:name="X1f989613f895fb414b10ef1b323a41bec867cc0"/>
@@ -6635,8 +7243,544 @@
       </w:r>
     </w:p>
     <w:bookmarkEnd w:id="23"/>
+    <w:bookmarkStart w:id="24" w:name="X43bf02949c063a804ed64bd112c0abd4dd5a40e"/>
+    <w:p>
+      <w:pPr>
+        <w:pStyle w:val="Heading3"/>
+      </w:pPr>
+      <w:r>
+        <w:t xml:space="preserve">5.5 Texas, Louisiana and Arkansas: the largest build, and the last</w:t>
+      </w:r>
+    </w:p>
+    <w:p>
+      <w:pPr>
+        <w:pStyle w:val="FirstParagraph"/>
+      </w:pPr>
+      <w:r>
+        <w:t xml:space="preserve">The fifth region was chosen to be unlike the first four: 12,176,571 features against New York’s</w:t>
+      </w:r>
+      <w:r>
+        <w:t xml:space="preserve"> </w:t>
+      </w:r>
+      <w:r>
+        <w:t xml:space="preserve">7.2 million, 393 county equivalents against 62, Spanish across Texas and French and Cajun across</w:t>
+      </w:r>
+      <w:r>
+        <w:t xml:space="preserve"> </w:t>
+      </w:r>
+      <w:r>
+        <w:t xml:space="preserve">Louisiana, and the longest stretch of the Mexican border of any state. It built in 3,608 s.</w:t>
+      </w:r>
+    </w:p>
+    <w:p>
+      <w:pPr>
+        <w:pStyle w:val="BodyText"/>
+      </w:pPr>
+      <w:r>
+        <w:t xml:space="preserve">It proved two fixes that had never met the data that motivated them:</w:t>
+      </w:r>
+    </w:p>
+    <w:p>
+      <w:pPr>
+        <w:pStyle w:val="Compact"/>
+        <w:numPr>
+          <w:ilvl w:val="0"/>
+          <w:numId w:val="1003"/>
+        </w:numPr>
+      </w:pPr>
+      <w:r>
+        <w:rPr>
+          <w:b/>
+          <w:bCs/>
+        </w:rPr>
+        <w:t xml:space="preserve">Parishes.</w:t>
+      </w:r>
+      <w:r>
+        <w:t xml:space="preserve"> </w:t>
+      </w:r>
+      <w:r>
+        <w:t xml:space="preserve">Section 4.5 changed the county name to whatever Who’s on First actually calls it,</w:t>
+      </w:r>
+      <w:r>
+        <w:t xml:space="preserve"> </w:t>
+      </w:r>
+      <w:r>
+        <w:t xml:space="preserve">on the strength of a property nobody was reading, and until this build there was no parish to</w:t>
+      </w:r>
+      <w:r>
+        <w:t xml:space="preserve"> </w:t>
+      </w:r>
+      <w:r>
+        <w:t xml:space="preserve">try it on. Louisiana stores</w:t>
+      </w:r>
+      <w:r>
+        <w:t xml:space="preserve"> </w:t>
+      </w:r>
+      <w:r>
+        <w:rPr>
+          <w:rStyle w:val="VerbatimChar"/>
+        </w:rPr>
+        <w:t xml:space="preserve">Acadia Parish</w:t>
+      </w:r>
+      <w:r>
+        <w:t xml:space="preserve"> </w:t>
+      </w:r>
+      <w:r>
+        <w:t xml:space="preserve">and</w:t>
+      </w:r>
+      <w:r>
+        <w:t xml:space="preserve"> </w:t>
+      </w:r>
+      <w:r>
+        <w:rPr>
+          <w:rStyle w:val="VerbatimChar"/>
+        </w:rPr>
+        <w:t xml:space="preserve">Allen Parish</w:t>
+      </w:r>
+      <w:r>
+        <w:t xml:space="preserve">; Arkansas beside it stores</w:t>
+      </w:r>
+      <w:r>
+        <w:t xml:space="preserve"> </w:t>
+      </w:r>
+      <w:r>
+        <w:rPr>
+          <w:rStyle w:val="VerbatimChar"/>
+        </w:rPr>
+        <w:t xml:space="preserve">Arkansas County</w:t>
+      </w:r>
+      <w:r>
+        <w:t xml:space="preserve"> </w:t>
+      </w:r>
+      <w:r>
+        <w:t xml:space="preserve">and</w:t>
+      </w:r>
+      <w:r>
+        <w:t xml:space="preserve"> </w:t>
+      </w:r>
+      <w:r>
+        <w:rPr>
+          <w:rStyle w:val="VerbatimChar"/>
+        </w:rPr>
+        <w:t xml:space="preserve">Ashley County</w:t>
+      </w:r>
+      <w:r>
+        <w:t xml:space="preserve">; nothing anywhere reads</w:t>
+      </w:r>
+      <w:r>
+        <w:t xml:space="preserve"> </w:t>
+      </w:r>
+      <w:r>
+        <w:t xml:space="preserve">“Parish County”</w:t>
+      </w:r>
+      <w:r>
+        <w:t xml:space="preserve">.</w:t>
+      </w:r>
+    </w:p>
+    <w:p>
+      <w:pPr>
+        <w:pStyle w:val="Compact"/>
+        <w:numPr>
+          <w:ilvl w:val="0"/>
+          <w:numId w:val="1003"/>
+        </w:numPr>
+      </w:pPr>
+      <w:r>
+        <w:rPr>
+          <w:b/>
+          <w:bCs/>
+        </w:rPr>
+        <w:t xml:space="preserve">The border clip</w:t>
+      </w:r>
+      <w:r>
+        <w:t xml:space="preserve"> </w:t>
+      </w:r>
+      <w:r>
+        <w:t xml:space="preserve">held on the longest land border in the set: GNIS strays at most 0.30 km,</w:t>
+      </w:r>
+      <w:r>
+        <w:t xml:space="preserve"> </w:t>
+      </w:r>
+      <w:r>
+        <w:t xml:space="preserve">OpenAddresses 0.12 km, Overture 0.28 km, all inside the 300 m buffer, with only OpenStreetMap</w:t>
+      </w:r>
+      <w:r>
+        <w:t xml:space="preserve"> </w:t>
+      </w:r>
+      <w:r>
+        <w:t xml:space="preserve">street centroids beyond it.</w:t>
+      </w:r>
+    </w:p>
+    <w:p>
+      <w:pPr>
+        <w:pStyle w:val="FirstParagraph"/>
+      </w:pPr>
+      <w:r>
+        <w:t xml:space="preserve">And it found the defect that only a build holding the same town name in more than one of its</w:t>
+      </w:r>
+      <w:r>
+        <w:t xml:space="preserve"> </w:t>
+      </w:r>
+      <w:r>
+        <w:t xml:space="preserve">states can find. The state in a query was parsed, stripped from the text so it could not pollute</w:t>
+      </w:r>
+      <w:r>
+        <w:t xml:space="preserve"> </w:t>
+      </w:r>
+      <w:r>
+        <w:t xml:space="preserve">name matching, and then</w:t>
+      </w:r>
+      <w:r>
+        <w:t xml:space="preserve"> </w:t>
+      </w:r>
+      <w:r>
+        <w:rPr>
+          <w:b/>
+          <w:bCs/>
+        </w:rPr>
+        <w:t xml:space="preserve">discarded</w:t>
+      </w:r>
+      <w:r>
+        <w:t xml:space="preserve"> </w:t>
+      </w:r>
+      <w:r>
+        <w:t xml:space="preserve">- referenced nowhere in the query functions:</w:t>
+      </w:r>
+    </w:p>
+    <w:p>
+      <w:pPr>
+        <w:pStyle w:val="SourceCode"/>
+      </w:pPr>
+      <w:r>
+        <w:rPr>
+          <w:rStyle w:val="VerbatimChar"/>
+        </w:rPr>
+        <w:t xml:space="preserve">Texarkana, AR  -&gt;  Texarkana, TX, USA        Texarkana, TX  -&gt;  Texarkana, TX, USA</w:t>
+      </w:r>
+      <w:r>
+        <w:br/>
+      </w:r>
+      <w:r>
+        <w:rPr>
+          <w:rStyle w:val="VerbatimChar"/>
+        </w:rPr>
+        <w:t xml:space="preserve">Crowley, LA    -&gt;  Crowley, TX, USA          Hosuton, TX    -&gt;  Hosston, LA, USA</w:t>
+      </w:r>
+    </w:p>
+    <w:p>
+      <w:pPr>
+        <w:pStyle w:val="FirstParagraph"/>
+      </w:pPr>
+      <w:r>
+        <w:t xml:space="preserve">Both Texarkana queries returned the same row, both at confidence 0.741, the order falling to</w:t>
+      </w:r>
+      <w:r>
+        <w:t xml:space="preserve"> </w:t>
+      </w:r>
+      <w:r>
+        <w:t xml:space="preserve">importance. With one state that is harmless, which is why four regions did not show it. The</w:t>
+      </w:r>
+      <w:r>
+        <w:t xml:space="preserve"> </w:t>
+      </w:r>
+      <w:r>
+        <w:t xml:space="preserve">search now takes the state and adds 0.06 to a candidate in it - above the 0.05 the importance</w:t>
+      </w:r>
+      <w:r>
+        <w:t xml:space="preserve"> </w:t>
+      </w:r>
+      <w:r>
+        <w:t xml:space="preserve">term can span, below a real difference in match quality - and the typo fallback prefers a town in</w:t>
+      </w:r>
+      <w:r>
+        <w:t xml:space="preserve"> </w:t>
+      </w:r>
+      <w:r>
+        <w:t xml:space="preserve">it, Hosston being one edit from</w:t>
+      </w:r>
+      <w:r>
+        <w:t xml:space="preserve"> </w:t>
+      </w:r>
+      <w:r>
+        <w:t xml:space="preserve">“Hosuton”</w:t>
+      </w:r>
+      <w:r>
+        <w:t xml:space="preserve"> </w:t>
+      </w:r>
+      <w:r>
+        <w:t xml:space="preserve">and Houston two.</w:t>
+      </w:r>
+    </w:p>
+    <w:p>
+      <w:pPr>
+        <w:pStyle w:val="BodyText"/>
+      </w:pPr>
+      <w:r>
+        <w:t xml:space="preserve">Chasing it turned up two more hardcoded Maine facts that had survived the generalisation of</w:t>
+      </w:r>
+      <w:r>
+        <w:t xml:space="preserve"> </w:t>
+      </w:r>
+      <w:r>
+        <w:t xml:space="preserve">section 2:</w:t>
+      </w:r>
+    </w:p>
+    <w:p>
+      <w:pPr>
+        <w:pStyle w:val="Compact"/>
+        <w:numPr>
+          <w:ilvl w:val="0"/>
+          <w:numId w:val="1004"/>
+        </w:numPr>
+      </w:pPr>
+      <w:r>
+        <w:t xml:space="preserve">Every</w:t>
+      </w:r>
+      <w:r>
+        <w:t xml:space="preserve"> </w:t>
+      </w:r>
+      <w:r>
+        <w:rPr>
+          <w:b/>
+          <w:bCs/>
+        </w:rPr>
+        <w:t xml:space="preserve">interpolated</w:t>
+      </w:r>
+      <w:r>
+        <w:t xml:space="preserve"> </w:t>
+      </w:r>
+      <w:r>
+        <w:t xml:space="preserve">address on every build was labelled</w:t>
+      </w:r>
+      <w:r>
+        <w:t xml:space="preserve"> </w:t>
+      </w:r>
+      <w:r>
+        <w:rPr>
+          <w:rStyle w:val="VerbatimChar"/>
+        </w:rPr>
+        <w:t xml:space="preserve">, ME, USA</w:t>
+      </w:r>
+      <w:r>
+        <w:t xml:space="preserve">. Texas answered</w:t>
+      </w:r>
+      <w:r>
+        <w:t xml:space="preserve"> </w:t>
+      </w:r>
+      <w:r>
+        <w:rPr>
+          <w:rStyle w:val="VerbatimChar"/>
+        </w:rPr>
+        <w:t xml:space="preserve">1001 THATCHAM, NEW CANEY, ME, USA</w:t>
+      </w:r>
+      <w:r>
+        <w:t xml:space="preserve">. Interpolation is the one path the region tests never</w:t>
+      </w:r>
+      <w:r>
+        <w:t xml:space="preserve"> </w:t>
+      </w:r>
+      <w:r>
+        <w:t xml:space="preserve">exercised, because an accuracy set is built from real OpenAddresses points and those match</w:t>
+      </w:r>
+      <w:r>
+        <w:t xml:space="preserve"> </w:t>
+      </w:r>
+      <w:r>
+        <w:t xml:space="preserve">exactly rather than interpolate.</w:t>
+      </w:r>
+    </w:p>
+    <w:p>
+      <w:pPr>
+        <w:pStyle w:val="Compact"/>
+        <w:numPr>
+          <w:ilvl w:val="0"/>
+          <w:numId w:val="1004"/>
+        </w:numPr>
+      </w:pPr>
+      <w:r>
+        <w:t xml:space="preserve">The whole-string form of a query stripped a trailing state with the literals</w:t>
+      </w:r>
+      <w:r>
+        <w:t xml:space="preserve"> </w:t>
+      </w:r>
+      <w:r>
+        <w:rPr>
+          <w:rStyle w:val="VerbatimChar"/>
+        </w:rPr>
+        <w:t xml:space="preserve">me|maine</w:t>
+      </w:r>
+      <w:r>
+        <w:t xml:space="preserve">, so on</w:t>
+      </w:r>
+      <w:r>
+        <w:t xml:space="preserve"> </w:t>
+      </w:r>
+      <w:r>
+        <w:t xml:space="preserve">every build but Maine the state word survived into name matching.</w:t>
+      </w:r>
+    </w:p>
+    <w:p>
+      <w:pPr>
+        <w:pStyle w:val="FirstParagraph"/>
+      </w:pPr>
+      <w:r>
+        <w:rPr>
+          <w:b/>
+          <w:bCs/>
+        </w:rPr>
+        <w:t xml:space="preserve">What the 83.8% is.</w:t>
+      </w:r>
+      <w:r>
+        <w:t xml:space="preserve"> </w:t>
+      </w:r>
+      <w:r>
+        <w:t xml:space="preserve">Two of the five failing address shapes are understood: a query like</w:t>
+      </w:r>
+      <w:r>
+        <w:t xml:space="preserve"> </w:t>
+      </w:r>
+      <w:r>
+        <w:rPr>
+          <w:rStyle w:val="VerbatimChar"/>
+        </w:rPr>
+        <w:t xml:space="preserve">12119 MURR WAY Texas</w:t>
+      </w:r>
+      <w:r>
+        <w:t xml:space="preserve"> </w:t>
+      </w:r>
+      <w:r>
+        <w:t xml:space="preserve">parses</w:t>
+      </w:r>
+      <w:r>
+        <w:t xml:space="preserve"> </w:t>
+      </w:r>
+      <w:r>
+        <w:t xml:space="preserve">“Texas”</w:t>
+      </w:r>
+      <w:r>
+        <w:t xml:space="preserve"> </w:t>
+      </w:r>
+      <w:r>
+        <w:t xml:space="preserve">as the town, because Texas is an unincorporated community</w:t>
+      </w:r>
+      <w:r>
+        <w:t xml:space="preserve"> </w:t>
+      </w:r>
+      <w:r>
+        <w:t xml:space="preserve">in Louisiana, and the address is then penalised for not being in it. That is the same rule that</w:t>
+      </w:r>
+      <w:r>
+        <w:t xml:space="preserve"> </w:t>
+      </w:r>
+      <w:r>
+        <w:t xml:space="preserve">correctly keeps New York as the city in</w:t>
+      </w:r>
+      <w:r>
+        <w:t xml:space="preserve"> </w:t>
+      </w:r>
+      <w:r>
+        <w:t xml:space="preserve">“350 5th Ave, New York”</w:t>
+      </w:r>
+      <w:r>
+        <w:t xml:space="preserve">, and separating the two would</w:t>
+      </w:r>
+      <w:r>
+        <w:t xml:space="preserve"> </w:t>
+      </w:r>
+      <w:r>
+        <w:t xml:space="preserve">take a rule about which places are prominent - a fact about a region, and the thing this document</w:t>
+      </w:r>
+      <w:r>
+        <w:t xml:space="preserve"> </w:t>
+      </w:r>
+      <w:r>
+        <w:t xml:space="preserve">has spent itself removing. It is left alone.</w:t>
+      </w:r>
+    </w:p>
+    <w:p>
+      <w:pPr>
+        <w:pStyle w:val="BodyText"/>
+      </w:pPr>
+      <w:r>
+        <w:t xml:space="preserve">The rest is not understood, and it is worth being plain about that rather than rounding it into</w:t>
+      </w:r>
+      <w:r>
+        <w:t xml:space="preserve"> </w:t>
+      </w:r>
+      <w:r>
+        <w:t xml:space="preserve">the explanation. The obvious hypothesis was ambiguity: three states hold 14,852 localities against</w:t>
+      </w:r>
+      <w:r>
+        <w:t xml:space="preserve"> </w:t>
+      </w:r>
+      <w:r>
+        <w:t xml:space="preserve">Maine’s 1,591,</w:t>
+      </w:r>
+      <w:r>
+        <w:t xml:space="preserve"> </w:t>
+      </w:r>
+      <w:r>
+        <w:rPr>
+          <w:rStyle w:val="VerbatimChar"/>
+        </w:rPr>
+        <w:t xml:space="preserve">lone pine</w:t>
+      </w:r>
+      <w:r>
+        <w:t xml:space="preserve"> </w:t>
+      </w:r>
+      <w:r>
+        <w:t xml:space="preserve">names seven places across them, and the failing queries give no state.</w:t>
+      </w:r>
+      <w:r>
+        <w:t xml:space="preserve"> </w:t>
+      </w:r>
+      <w:r>
+        <w:t xml:space="preserve">Tested by re-asking each failing case with the right state appended, that hypothesis accounts for</w:t>
+      </w:r>
+      <w:r>
+        <w:t xml:space="preserve"> </w:t>
+      </w:r>
+      <w:r>
+        <w:rPr>
+          <w:b/>
+          <w:bCs/>
+        </w:rPr>
+        <w:t xml:space="preserve">2 of 13</w:t>
+      </w:r>
+      <w:r>
+        <w:t xml:space="preserve">.</w:t>
+      </w:r>
+      <w:r>
+        <w:t xml:space="preserve"> </w:t>
+      </w:r>
+      <w:r>
+        <w:rPr>
+          <w:rStyle w:val="VerbatimChar"/>
+        </w:rPr>
+        <w:t xml:space="preserve">Shelly Paeks</w:t>
+      </w:r>
+      <w:r>
+        <w:t xml:space="preserve"> </w:t>
+      </w:r>
+      <w:r>
+        <w:t xml:space="preserve">is still 727 km out with the state supplied. The remaining weakness is</w:t>
+      </w:r>
+      <w:r>
+        <w:t xml:space="preserve"> </w:t>
+      </w:r>
+      <w:r>
+        <w:t xml:space="preserve">in typo and variant matching on venues and minor named features at a scale where far more near</w:t>
+      </w:r>
+      <w:r>
+        <w:t xml:space="preserve"> </w:t>
+      </w:r>
+      <w:r>
+        <w:t xml:space="preserve">matches compete, and it has a cause that has not yet been found.</w:t>
+      </w:r>
+    </w:p>
     <w:bookmarkEnd w:id="24"/>
-    <w:bookmarkStart w:id="25" w:name="multi-state-builds"/>
+    <w:bookmarkEnd w:id="25"/>
+    <w:bookmarkStart w:id="26" w:name="multi-state-builds"/>
     <w:p>
       <w:pPr>
         <w:pStyle w:val="Heading2"/>
@@ -7311,8 +8455,8 @@
         <w:t xml:space="preserve">section 11).</w:t>
       </w:r>
     </w:p>
-    <w:bookmarkEnd w:id="25"/>
-    <w:bookmarkStart w:id="26" w:name="corner-cases-across-the-fifty-states"/>
+    <w:bookmarkEnd w:id="26"/>
+    <w:bookmarkStart w:id="27" w:name="corner-cases-across-the-fifty-states"/>
     <w:p>
       <w:pPr>
         <w:pStyle w:val="Heading2"/>
@@ -7668,8 +8812,8 @@
         <w:t xml:space="preserve">accept anything. Handling it means carrying two boxes through every step.</w:t>
       </w:r>
     </w:p>
-    <w:bookmarkEnd w:id="26"/>
-    <w:bookmarkStart w:id="27" w:name="resource-requirements"/>
+    <w:bookmarkEnd w:id="27"/>
+    <w:bookmarkStart w:id="28" w:name="resource-requirements"/>
     <w:p>
       <w:pPr>
         <w:pStyle w:val="Heading2"/>
@@ -7693,9 +8837,10 @@
         <w:tblLook w:firstRow="1" w:lastRow="0" w:firstColumn="0" w:lastColumn="0" w:noHBand="0" w:noVBand="0" w:val="0020"/>
       </w:tblPr>
       <w:tblGrid>
-        <w:gridCol w:w="2640"/>
-        <w:gridCol w:w="2640"/>
-        <w:gridCol w:w="2640"/>
+        <w:gridCol w:w="1980"/>
+        <w:gridCol w:w="1980"/>
+        <w:gridCol w:w="1980"/>
+        <w:gridCol w:w="1980"/>
       </w:tblGrid>
       <w:tr>
         <w:trPr>
@@ -7731,6 +8876,17 @@
             </w:r>
           </w:p>
         </w:tc>
+        <w:tc>
+          <w:tcPr/>
+          <w:p>
+            <w:pPr>
+              <w:pStyle w:val="Compact"/>
+            </w:pPr>
+            <w:r>
+              <w:t xml:space="preserve">TX + LA + AR</w:t>
+            </w:r>
+          </w:p>
+        </w:tc>
       </w:tr>
       <w:tr>
         <w:tc>
@@ -7751,18 +8907,33 @@
               <w:pStyle w:val="Compact"/>
             </w:pPr>
             <w:r>
-              <w:t xml:space="preserve">908,347</w:t>
-            </w:r>
-          </w:p>
-        </w:tc>
-        <w:tc>
-          <w:tcPr/>
-          <w:p>
-            <w:pPr>
-              <w:pStyle w:val="Compact"/>
-            </w:pPr>
-            <w:r>
-              <w:t xml:space="preserve">7,213,395</w:t>
+              <w:t xml:space="preserve">906,068</w:t>
+            </w:r>
+          </w:p>
+        </w:tc>
+        <w:tc>
+          <w:tcPr/>
+          <w:p>
+            <w:pPr>
+              <w:pStyle w:val="Compact"/>
+            </w:pPr>
+            <w:r>
+              <w:t xml:space="preserve">7,246,426</w:t>
+            </w:r>
+          </w:p>
+        </w:tc>
+        <w:tc>
+          <w:tcPr/>
+          <w:p>
+            <w:pPr>
+              <w:pStyle w:val="Compact"/>
+            </w:pPr>
+            <w:r>
+              <w:rPr>
+                <w:b/>
+                <w:bCs/>
+              </w:rPr>
+              <w:t xml:space="preserve">12,176,571</w:t>
             </w:r>
           </w:p>
         </w:tc>
@@ -7801,6 +8972,17 @@
             </w:r>
           </w:p>
         </w:tc>
+        <w:tc>
+          <w:tcPr/>
+          <w:p>
+            <w:pPr>
+              <w:pStyle w:val="Compact"/>
+            </w:pPr>
+            <w:r>
+              <w:t xml:space="preserve">4.1 GB</w:t>
+            </w:r>
+          </w:p>
+        </w:tc>
       </w:tr>
       <w:tr>
         <w:tc>
@@ -7832,31 +9014,7 @@
               <w:pStyle w:val="Compact"/>
             </w:pPr>
             <w:r>
-              <w:t xml:space="preserve">7.1 GB</w:t>
-            </w:r>
-          </w:p>
-        </w:tc>
-      </w:tr>
-      <w:tr>
-        <w:tc>
-          <w:tcPr/>
-          <w:p>
-            <w:pPr>
-              <w:pStyle w:val="Compact"/>
-            </w:pPr>
-            <w:r>
-              <w:t xml:space="preserve">On disk including WAL</w:t>
-            </w:r>
-          </w:p>
-        </w:tc>
-        <w:tc>
-          <w:tcPr/>
-          <w:p>
-            <w:pPr>
-              <w:pStyle w:val="Compact"/>
-            </w:pPr>
-            <w:r>
-              <w:t xml:space="preserve">3.6 GB</w:t>
+              <w:t xml:space="preserve">7.0 GB</w:t>
             </w:r>
           </w:p>
         </w:tc>
@@ -7891,18 +9049,33 @@
               <w:pStyle w:val="Compact"/>
             </w:pPr>
             <w:r>
-              <w:t xml:space="preserve">117 MB</w:t>
-            </w:r>
-          </w:p>
-        </w:tc>
-        <w:tc>
-          <w:tcPr/>
-          <w:p>
-            <w:pPr>
-              <w:pStyle w:val="Compact"/>
-            </w:pPr>
-            <w:r>
-              <w:t xml:space="preserve">890 MB</w:t>
+              <w:t xml:space="preserve">120 MB</w:t>
+            </w:r>
+          </w:p>
+        </w:tc>
+        <w:tc>
+          <w:tcPr/>
+          <w:p>
+            <w:pPr>
+              <w:pStyle w:val="Compact"/>
+            </w:pPr>
+            <w:r>
+              <w:t xml:space="preserve">897 MB</w:t>
+            </w:r>
+          </w:p>
+        </w:tc>
+        <w:tc>
+          <w:tcPr/>
+          <w:p>
+            <w:pPr>
+              <w:pStyle w:val="Compact"/>
+            </w:pPr>
+            <w:r>
+              <w:rPr>
+                <w:b/>
+                <w:bCs/>
+              </w:rPr>
+              <w:t xml:space="preserve">1.5 GB</w:t>
             </w:r>
           </w:p>
         </w:tc>
@@ -7937,7 +9110,22 @@
               <w:pStyle w:val="Compact"/>
             </w:pPr>
             <w:r>
-              <w:t xml:space="preserve">~30 min</w:t>
+              <w:t xml:space="preserve">41 min</w:t>
+            </w:r>
+          </w:p>
+        </w:tc>
+        <w:tc>
+          <w:tcPr/>
+          <w:p>
+            <w:pPr>
+              <w:pStyle w:val="Compact"/>
+            </w:pPr>
+            <w:r>
+              <w:rPr>
+                <w:b/>
+                <w:bCs/>
+              </w:rPr>
+              <w:t xml:space="preserve">60 min</w:t>
             </w:r>
           </w:p>
         </w:tc>
@@ -7960,7 +9148,33 @@
         <w:t xml:space="preserve"> </w:t>
       </w:r>
       <w:r>
-        <w:t xml:space="preserve">Maine, 20 GB for one the size of New York.</w:t>
+        <w:t xml:space="preserve">Maine, 20 GB for one the size of New York, 30 GB for three the size of Texas, Louisiana and</w:t>
+      </w:r>
+      <w:r>
+        <w:t xml:space="preserve"> </w:t>
+      </w:r>
+      <w:r>
+        <w:t xml:space="preserve">Arkansas together.</w:t>
+      </w:r>
+    </w:p>
+    <w:p>
+      <w:pPr>
+        <w:pStyle w:val="BodyText"/>
+      </w:pPr>
+      <w:r>
+        <w:t xml:space="preserve">Build time scales with the number of admin polygons rather than the area, because the</w:t>
+      </w:r>
+      <w:r>
+        <w:t xml:space="preserve"> </w:t>
+      </w:r>
+      <w:r>
+        <w:t xml:space="preserve">point-in-polygon pass is per feature: Texas alone has 254 counties against New York’s 62, and the</w:t>
+      </w:r>
+      <w:r>
+        <w:t xml:space="preserve"> </w:t>
+      </w:r>
+      <w:r>
+        <w:t xml:space="preserve">three-state build takes 60 minutes against New York’s 41 for two thirds again as many features.</w:t>
       </w:r>
     </w:p>
     <w:p>
@@ -8039,8 +9253,8 @@
         <w:t xml:space="preserve">carries the full table.</w:t>
       </w:r>
     </w:p>
-    <w:bookmarkEnd w:id="27"/>
-    <w:bookmarkStart w:id="28" w:name="what-this-means-for-the-study-report"/>
+    <w:bookmarkEnd w:id="28"/>
+    <w:bookmarkStart w:id="29" w:name="what-this-means-for-the-study-report"/>
     <w:p>
       <w:pPr>
         <w:pStyle w:val="Heading2"/>
@@ -8082,7 +9296,7 @@
         <w:pStyle w:val="Compact"/>
         <w:numPr>
           <w:ilvl w:val="0"/>
-          <w:numId w:val="1002"/>
+          <w:numId w:val="1005"/>
         </w:numPr>
       </w:pPr>
       <w:r>
@@ -8116,7 +9330,7 @@
         <w:pStyle w:val="Compact"/>
         <w:numPr>
           <w:ilvl w:val="0"/>
-          <w:numId w:val="1002"/>
+          <w:numId w:val="1005"/>
         </w:numPr>
       </w:pPr>
       <w:r>
@@ -8144,7 +9358,7 @@
         <w:pStyle w:val="Compact"/>
         <w:numPr>
           <w:ilvl w:val="0"/>
-          <w:numId w:val="1002"/>
+          <w:numId w:val="1005"/>
         </w:numPr>
       </w:pPr>
       <w:r>
@@ -8167,14 +9381,40 @@
         <w:t xml:space="preserve">rule adds, 4,088 addresses the duplicate clustering recovers, less what the clip removes.</w:t>
       </w:r>
     </w:p>
-    <w:bookmarkEnd w:id="28"/>
-    <w:bookmarkStart w:id="29" w:name="what-is-not-done"/>
+    <w:bookmarkEnd w:id="29"/>
+    <w:bookmarkStart w:id="30" w:name="what-is-not-done"/>
     <w:p>
       <w:pPr>
         <w:pStyle w:val="Heading2"/>
       </w:pPr>
       <w:r>
         <w:t xml:space="preserve">10. What is not done</w:t>
+      </w:r>
+    </w:p>
+    <w:p>
+      <w:pPr>
+        <w:pStyle w:val="FirstParagraph"/>
+      </w:pPr>
+      <w:r>
+        <w:t xml:space="preserve">Two entries that stood here in the first draft have since been closed, and the numbers they</w:t>
+      </w:r>
+      <w:r>
+        <w:t xml:space="preserve"> </w:t>
+      </w:r>
+      <w:r>
+        <w:t xml:space="preserve">carried are now in sections 4.1 and 5.4: the border margin is clipped on every source and the</w:t>
+      </w:r>
+      <w:r>
+        <w:t xml:space="preserve"> </w:t>
+      </w:r>
+      <w:r>
+        <w:t xml:space="preserve">neighbouring countries are subtracted from the buffer, and venues no longer outrank the localities</w:t>
+      </w:r>
+      <w:r>
+        <w:t xml:space="preserve"> </w:t>
+      </w:r>
+      <w:r>
+        <w:t xml:space="preserve">they are named after. What remains:</w:t>
       </w:r>
     </w:p>
     <w:p>
@@ -8182,7 +9422,7 @@
         <w:pStyle w:val="Compact"/>
         <w:numPr>
           <w:ilvl w:val="0"/>
-          <w:numId w:val="1003"/>
+          <w:numId w:val="1006"/>
         </w:numPr>
       </w:pPr>
       <w:r>
@@ -8190,67 +9430,49 @@
           <w:b/>
           <w:bCs/>
         </w:rPr>
-        <w:t xml:space="preserve">The border margin.</w:t>
-      </w:r>
-      <w:r>
-        <w:t xml:space="preserve"> </w:t>
-      </w:r>
-      <w:r>
-        <w:t xml:space="preserve">Section 4.1 clipped OpenStreetMap to the region polygon, but the other</w:t>
-      </w:r>
-      <w:r>
-        <w:t xml:space="preserve"> </w:t>
-      </w:r>
-      <w:r>
-        <w:t xml:space="preserve">sources are still filtered by the build’s bounding box alone, so a margin of out-of-region</w:t>
-      </w:r>
-      <w:r>
-        <w:t xml:space="preserve"> </w:t>
-      </w:r>
-      <w:r>
-        <w:t xml:space="preserve">features survives: 1,689 in Arizona plus Nevada, 514 of them more than a kilometre out. GNIS is</w:t>
-      </w:r>
-      <w:r>
-        <w:t xml:space="preserve"> </w:t>
-      </w:r>
-      <w:r>
-        <w:t xml:space="preserve">the worst at 297 features up to 66 km outside, in Utah, New Mexico and Sonora; OpenAddresses</w:t>
-      </w:r>
-      <w:r>
-        <w:t xml:space="preserve"> </w:t>
-      </w:r>
-      <w:r>
-        <w:t xml:space="preserve">adds 240. They carry no state, so they label honestly rather than falsely - the Maine defect of</w:t>
-      </w:r>
-      <w:r>
-        <w:t xml:space="preserve"> </w:t>
-      </w:r>
-      <w:r>
-        <w:t xml:space="preserve">section 4.1 was worse precisely because those features claimed to be in Maine - but they are</w:t>
-      </w:r>
-      <w:r>
-        <w:t xml:space="preserve"> </w:t>
-      </w:r>
-      <w:r>
-        <w:t xml:space="preserve">still findable and should not be there. The same polygon clip already written for OpenStreetMap</w:t>
-      </w:r>
-      <w:r>
-        <w:t xml:space="preserve"> </w:t>
-      </w:r>
-      <w:r>
-        <w:t xml:space="preserve">applies unchanged. A separate 1,037 OpenStreetMap streets are an artifact rather than a leak:</w:t>
-      </w:r>
-      <w:r>
-        <w:t xml:space="preserve"> </w:t>
-      </w:r>
-      <w:r>
-        <w:t xml:space="preserve">a street that crosses the border is kept whole and its representative point is its centroid,</w:t>
-      </w:r>
-      <w:r>
-        <w:t xml:space="preserve"> </w:t>
-      </w:r>
-      <w:r>
-        <w:t xml:space="preserve">which can fall outside.</w:t>
+        <w:t xml:space="preserve">Two front ends hold two copies of the parser, and nothing checks they agree.</w:t>
+      </w:r>
+      <w:r>
+        <w:t xml:space="preserve"> </w:t>
+      </w:r>
+      <w:r>
+        <w:t xml:space="preserve">This has now</w:t>
+      </w:r>
+      <w:r>
+        <w:t xml:space="preserve"> </w:t>
+      </w:r>
+      <w:r>
+        <w:t xml:space="preserve">caused two escapes in one working period. A misspelled town reached the right city on the SQL</w:t>
+      </w:r>
+      <w:r>
+        <w:t xml:space="preserve"> </w:t>
+      </w:r>
+      <w:r>
+        <w:t xml:space="preserve">edge and the wrong one on FastAPI, because only the SQL half had been made state-aware; earlier,</w:t>
+      </w:r>
+      <w:r>
+        <w:t xml:space="preserve"> </w:t>
+      </w:r>
+      <w:r>
+        <w:t xml:space="preserve">a container left on a stale image served an older parser while the database served a newer one,</w:t>
+      </w:r>
+      <w:r>
+        <w:t xml:space="preserve"> </w:t>
+      </w:r>
+      <w:r>
+        <w:t xml:space="preserve">and the known answers passed anyway because they matched on a substring. A contract test that</w:t>
+      </w:r>
+      <w:r>
+        <w:t xml:space="preserve"> </w:t>
+      </w:r>
+      <w:r>
+        <w:t xml:space="preserve">puts the same queries through both and fails on disagreement is the cheapest remaining</w:t>
+      </w:r>
+      <w:r>
+        <w:t xml:space="preserve"> </w:t>
+      </w:r>
+      <w:r>
+        <w:t xml:space="preserve">improvement in this document, and the one most likely to catch the next mistake.</w:t>
       </w:r>
     </w:p>
     <w:p>
@@ -8258,7 +9480,47 @@
         <w:pStyle w:val="Compact"/>
         <w:numPr>
           <w:ilvl w:val="0"/>
-          <w:numId w:val="1003"/>
+          <w:numId w:val="1006"/>
+        </w:numPr>
+      </w:pPr>
+      <w:r>
+        <w:rPr>
+          <w:b/>
+          <w:bCs/>
+        </w:rPr>
+        <w:t xml:space="preserve">Typo and variant matching at the largest scale.</w:t>
+      </w:r>
+      <w:r>
+        <w:t xml:space="preserve"> </w:t>
+      </w:r>
+      <w:r>
+        <w:t xml:space="preserve">Texas plus Louisiana plus Arkansas scores</w:t>
+      </w:r>
+      <w:r>
+        <w:t xml:space="preserve"> </w:t>
+      </w:r>
+      <w:r>
+        <w:t xml:space="preserve">75% on towns and venues against 82-96% elsewhere, and the obvious explanation - ambiguity across</w:t>
+      </w:r>
+      <w:r>
+        <w:t xml:space="preserve"> </w:t>
+      </w:r>
+      <w:r>
+        <w:t xml:space="preserve">three states - accounts for 2 of 13 failing cases when tested. The cause of the rest has not</w:t>
+      </w:r>
+      <w:r>
+        <w:t xml:space="preserve"> </w:t>
+      </w:r>
+      <w:r>
+        <w:t xml:space="preserve">been found. See section 5.5.</w:t>
+      </w:r>
+    </w:p>
+    <w:p>
+      <w:pPr>
+        <w:pStyle w:val="Compact"/>
+        <w:numPr>
+          <w:ilvl w:val="0"/>
+          <w:numId w:val="1006"/>
         </w:numPr>
       </w:pPr>
       <w:r>
@@ -8272,31 +9534,31 @@
         <w:t xml:space="preserve"> </w:t>
       </w:r>
       <w:r>
-        <w:t xml:space="preserve">Some places carry no region ancestor in Who’s on First and</w:t>
-      </w:r>
-      <w:r>
-        <w:t xml:space="preserve"> </w:t>
-      </w:r>
-      <w:r>
-        <w:t xml:space="preserve">are dropped: 1 in Maine, 5 in New York, 62 in Nevada, 72 in Arizona. The loss is not evenly</w:t>
-      </w:r>
-      <w:r>
-        <w:t xml:space="preserve"> </w:t>
-      </w:r>
-      <w:r>
-        <w:t xml:space="preserve">distributed - it falls on unincorporated and tribal communities (Chutum Vaya, Allenville,</w:t>
-      </w:r>
-      <w:r>
-        <w:t xml:space="preserve"> </w:t>
-      </w:r>
-      <w:r>
-        <w:t xml:space="preserve">Cibecue Creek, Jarbidge), which is the population least well served by every other geocoder</w:t>
-      </w:r>
-      <w:r>
-        <w:t xml:space="preserve"> </w:t>
-      </w:r>
-      <w:r>
-        <w:t xml:space="preserve">too. A point-in-polygon fallback against the region geometry would recover them.</w:t>
+        <w:t xml:space="preserve">Some places carry no region ancestor and are dropped: 1 in</w:t>
+      </w:r>
+      <w:r>
+        <w:t xml:space="preserve"> </w:t>
+      </w:r>
+      <w:r>
+        <w:t xml:space="preserve">Maine, 5 in New York, 62 in Nevada, 72 in Arizona. The loss falls on unincorporated and tribal</w:t>
+      </w:r>
+      <w:r>
+        <w:t xml:space="preserve"> </w:t>
+      </w:r>
+      <w:r>
+        <w:t xml:space="preserve">communities - Chutum Vaya, Allenville, Cibecue Creek, Jarbidge - which is the population least</w:t>
+      </w:r>
+      <w:r>
+        <w:t xml:space="preserve"> </w:t>
+      </w:r>
+      <w:r>
+        <w:t xml:space="preserve">well served by every other geocoder too. A point-in-polygon fallback against the region geometry</w:t>
+      </w:r>
+      <w:r>
+        <w:t xml:space="preserve"> </w:t>
+      </w:r>
+      <w:r>
+        <w:t xml:space="preserve">would recover them.</w:t>
       </w:r>
     </w:p>
     <w:p>
@@ -8304,86 +9566,7 @@
         <w:pStyle w:val="Compact"/>
         <w:numPr>
           <w:ilvl w:val="0"/>
-          <w:numId w:val="1003"/>
-        </w:numPr>
-      </w:pPr>
-      <w:r>
-        <w:rPr>
-          <w:b/>
-          <w:bCs/>
-        </w:rPr>
-        <w:t xml:space="preserve">Venues outrank the localities they are named after.</w:t>
-      </w:r>
-      <w:r>
-        <w:t xml:space="preserve"> </w:t>
-      </w:r>
-      <w:r>
-        <w:t xml:space="preserve">“Tuscon, AZ”</w:t>
-      </w:r>
-      <w:r>
-        <w:t xml:space="preserve"> </w:t>
-      </w:r>
-      <w:r>
-        <w:t xml:space="preserve">answers</w:t>
-      </w:r>
-      <w:r>
-        <w:t xml:space="preserve"> </w:t>
-      </w:r>
-      <w:r>
-        <w:rPr>
-          <w:rStyle w:val="VerbatimChar"/>
-        </w:rPr>
-        <w:t xml:space="preserve">One Hope - Tuscon</w:t>
-      </w:r>
-      <w:r>
-        <w:t xml:space="preserve"> </w:t>
-      </w:r>
-      <w:r>
-        <w:t xml:space="preserve">and</w:t>
-      </w:r>
-      <w:r>
-        <w:t xml:space="preserve"> </w:t>
-      </w:r>
-      <w:r>
-        <w:t xml:space="preserve">“Albany, New York”</w:t>
-      </w:r>
-      <w:r>
-        <w:t xml:space="preserve"> </w:t>
-      </w:r>
-      <w:r>
-        <w:t xml:space="preserve">answers</w:t>
-      </w:r>
-      <w:r>
-        <w:t xml:space="preserve"> </w:t>
-      </w:r>
-      <w:r>
-        <w:rPr>
-          <w:rStyle w:val="VerbatimChar"/>
-        </w:rPr>
-        <w:t xml:space="preserve">Sims Metal - Albany</w:t>
-      </w:r>
-      <w:r>
-        <w:t xml:space="preserve">. This is the only known-answer</w:t>
-      </w:r>
-      <w:r>
-        <w:t xml:space="preserve"> </w:t>
-      </w:r>
-      <w:r>
-        <w:t xml:space="preserve">failure left in any build, and it is a ranking question: a near-exact name match on a venue</w:t>
-      </w:r>
-      <w:r>
-        <w:t xml:space="preserve"> </w:t>
-      </w:r>
-      <w:r>
-        <w:t xml:space="preserve">currently beats an exact match on a locality.</w:t>
-      </w:r>
-    </w:p>
-    <w:p>
-      <w:pPr>
-        <w:pStyle w:val="Compact"/>
-        <w:numPr>
-          <w:ilvl w:val="0"/>
-          <w:numId w:val="1003"/>
+          <w:numId w:val="1006"/>
         </w:numPr>
       </w:pPr>
       <w:r>
@@ -8411,7 +9594,7 @@
         <w:pStyle w:val="Compact"/>
         <w:numPr>
           <w:ilvl w:val="0"/>
-          <w:numId w:val="1003"/>
+          <w:numId w:val="1006"/>
         </w:numPr>
       </w:pPr>
       <w:r>
@@ -8425,7 +9608,7 @@
         <w:t xml:space="preserve"> </w:t>
       </w:r>
       <w:r>
-        <w:t xml:space="preserve">is refused rather than handled.</w:t>
+        <w:t xml:space="preserve">is refused rather than handled, its bounding box spanning the antimeridian.</w:t>
       </w:r>
     </w:p>
     <w:p>
@@ -8433,7 +9616,7 @@
         <w:pStyle w:val="Compact"/>
         <w:numPr>
           <w:ilvl w:val="0"/>
-          <w:numId w:val="1003"/>
+          <w:numId w:val="1006"/>
         </w:numPr>
       </w:pPr>
       <w:r>
@@ -8467,7 +9650,7 @@
         <w:pStyle w:val="Compact"/>
         <w:numPr>
           <w:ilvl w:val="0"/>
-          <w:numId w:val="1003"/>
+          <w:numId w:val="1006"/>
         </w:numPr>
       </w:pPr>
       <w:r>
@@ -8489,7 +9672,7 @@
         <w:pStyle w:val="Compact"/>
         <w:numPr>
           <w:ilvl w:val="0"/>
-          <w:numId w:val="1003"/>
+          <w:numId w:val="1006"/>
         </w:numPr>
       </w:pPr>
       <w:r>
@@ -8497,13 +9680,54 @@
           <w:b/>
           <w:bCs/>
         </w:rPr>
-        <w:t xml:space="preserve">New York has not been load-tested</w:t>
-      </w:r>
-      <w:r>
-        <w:t xml:space="preserve">, so its capacity is unknown.</w:t>
-      </w:r>
-    </w:p>
-    <w:bookmarkEnd w:id="29"/>
+        <w:t xml:space="preserve">Only Maine has been load-tested.</w:t>
+      </w:r>
+      <w:r>
+        <w:t xml:space="preserve"> </w:t>
+      </w:r>
+      <w:r>
+        <w:t xml:space="preserve">The capacity figures in the study are Maine’s; nothing</w:t>
+      </w:r>
+      <w:r>
+        <w:t xml:space="preserve"> </w:t>
+      </w:r>
+      <w:r>
+        <w:t xml:space="preserve">larger has been measured under concurrency.</w:t>
+      </w:r>
+    </w:p>
+    <w:p>
+      <w:pPr>
+        <w:pStyle w:val="FirstParagraph"/>
+      </w:pPr>
+      <w:r>
+        <w:t xml:space="preserve">Three further regions were planned - Michigan plus Wisconsin plus Minnesota for disjoint geometry,</w:t>
+      </w:r>
+      <w:r>
+        <w:t xml:space="preserve"> </w:t>
+      </w:r>
+      <w:r>
+        <w:t xml:space="preserve">Washington plus Idaho for the hardest name ambiguity in the country, and the District of Columbia</w:t>
+      </w:r>
+      <w:r>
+        <w:t xml:space="preserve"> </w:t>
+      </w:r>
+      <w:r>
+        <w:t xml:space="preserve">for a place that is its own state, county and city at once. They are on hold. By the fifth region</w:t>
+      </w:r>
+      <w:r>
+        <w:t xml:space="preserve"> </w:t>
+      </w:r>
+      <w:r>
+        <w:t xml:space="preserve">the defects being found were variations on the fourth’s rather than a new kind, which is the point</w:t>
+      </w:r>
+      <w:r>
+        <w:t xml:space="preserve"> </w:t>
+      </w:r>
+      <w:r>
+        <w:t xml:space="preserve">at which more regions stop paying for themselves.</w:t>
+      </w:r>
+    </w:p>
+    <w:bookmarkEnd w:id="30"/>
     <w:sectPr>
       <w:footnotePr>
         <w:numRestart w:val="eachSect"/>
@@ -8727,6 +9951,15 @@
     <w:abstractNumId w:val="991"/>
   </w:num>
   <w:num w:numId="1003">
+    <w:abstractNumId w:val="991"/>
+  </w:num>
+  <w:num w:numId="1004">
+    <w:abstractNumId w:val="991"/>
+  </w:num>
+  <w:num w:numId="1005">
+    <w:abstractNumId w:val="991"/>
+  </w:num>
+  <w:num w:numId="1006">
     <w:abstractNumId w:val="991"/>
   </w:num>
 </w:numbering>

--- a/docs/OPTIMIZATION.docx
+++ b/docs/OPTIMIZATION.docx
@@ -4134,7 +4134,7 @@
     </w:p>
     <w:bookmarkEnd w:id="18"/>
     <w:bookmarkEnd w:id="19"/>
-    <w:bookmarkStart w:id="25" w:name="accuracy"/>
+    <w:bookmarkStart w:id="26" w:name="accuracy"/>
     <w:p>
       <w:pPr>
         <w:pStyle w:val="Heading2"/>
@@ -7779,14 +7779,13 @@
       </w:r>
     </w:p>
     <w:bookmarkEnd w:id="24"/>
-    <w:bookmarkEnd w:id="25"/>
-    <w:bookmarkStart w:id="26" w:name="multi-state-builds"/>
-    <w:p>
-      <w:pPr>
-        <w:pStyle w:val="Heading2"/>
-      </w:pPr>
-      <w:r>
-        <w:t xml:space="preserve">6. Multi-state builds</w:t>
+    <w:bookmarkStart w:id="25" w:name="the-test-the-two-front-ends-needed"/>
+    <w:p>
+      <w:pPr>
+        <w:pStyle w:val="Heading3"/>
+      </w:pPr>
+      <w:r>
+        <w:t xml:space="preserve">5.6 The test the two front ends needed</w:t>
       </w:r>
     </w:p>
     <w:p>
@@ -7794,82 +7793,157 @@
         <w:pStyle w:val="FirstParagraph"/>
       </w:pPr>
       <w:r>
-        <w:t xml:space="preserve">A build may cover several states. Vermont plus New Hampshire was built through the documented</w:t>
-      </w:r>
-      <w:r>
-        <w:t xml:space="preserve"> </w:t>
-      </w:r>
-      <w:r>
-        <w:t xml:space="preserve">command, unattended: 1,074,744 raw features from two OpenStreetMap extracts appended into one</w:t>
-      </w:r>
-      <w:r>
-        <w:t xml:space="preserve"> </w:t>
-      </w:r>
-      <w:r>
-        <w:t xml:space="preserve">schema, 285,846 on the Vermont side and 121,554 on the New Hampshire side, and all sixteen known</w:t>
-      </w:r>
-      <w:r>
-        <w:t xml:space="preserve"> </w:t>
-      </w:r>
-      <w:r>
-        <w:t xml:space="preserve">answers passing on both front ends - including</w:t>
-      </w:r>
-      <w:r>
-        <w:t xml:space="preserve"> </w:t>
-      </w:r>
-      <w:r>
-        <w:t xml:space="preserve">“Burlington, Vermont”</w:t>
-      </w:r>
-      <w:r>
-        <w:t xml:space="preserve"> </w:t>
-      </w:r>
-      <w:r>
-        <w:t xml:space="preserve">giving</w:t>
-      </w:r>
-      <w:r>
-        <w:t xml:space="preserve"> </w:t>
-      </w:r>
+        <w:t xml:space="preserve">Two front ends answer the same API: FastAPI parses in Python and carries its parser in a container</w:t>
+      </w:r>
+      <w:r>
+        <w:t xml:space="preserve"> </w:t>
+      </w:r>
+      <w:r>
+        <w:t xml:space="preserve">image, the pure-SQL edge parses in PL/pgSQL and carries it in the database. They are separate</w:t>
+      </w:r>
+      <w:r>
+        <w:t xml:space="preserve"> </w:t>
+      </w:r>
+      <w:r>
+        <w:t xml:space="preserve">implementations of one contract, and over this work they drifted three times without anything</w:t>
+      </w:r>
+      <w:r>
+        <w:t xml:space="preserve"> </w:t>
+      </w:r>
+      <w:r>
+        <w:t xml:space="preserve">reporting it - a container left on an image older than the database, a parser fix applied to one</w:t>
+      </w:r>
+      <w:r>
+        <w:t xml:space="preserve"> </w:t>
+      </w:r>
+      <w:r>
+        <w:t xml:space="preserve">and not the other, and the same again a week later. Section 5.4’s known answers could not see it:</w:t>
+      </w:r>
+      <w:r>
+        <w:t xml:space="preserve"> </w:t>
+      </w:r>
+      <w:r>
+        <w:t xml:space="preserve">they compare a label as a substring, and both front ends were returning</w:t>
+      </w:r>
+      <w:r>
+        <w:t xml:space="preserve"> </w:t>
+      </w:r>
+      <w:r>
+        <w:rPr>
+          <w:i/>
+          <w:iCs/>
+        </w:rPr>
+        <w:t xml:space="preserve">something</w:t>
+      </w:r>
+      <w:r>
+        <w:t xml:space="preserve"> </w:t>
+      </w:r>
+      <w:r>
+        <w:t xml:space="preserve">containing</w:t>
+      </w:r>
+      <w:r>
+        <w:t xml:space="preserve"> </w:t>
+      </w:r>
+      <w:r>
+        <w:t xml:space="preserve">the right word.</w:t>
+      </w:r>
+    </w:p>
+    <w:p>
+      <w:pPr>
+        <w:pStyle w:val="BodyText"/>
+      </w:pPr>
       <w:r>
         <w:rPr>
           <w:rStyle w:val="VerbatimChar"/>
         </w:rPr>
-        <w:t xml:space="preserve">Burlington, VT, USA</w:t>
-      </w:r>
-      <w:r>
-        <w:t xml:space="preserve"> </w:t>
-      </w:r>
-      <w:r>
-        <w:t xml:space="preserve">and</w:t>
-      </w:r>
-      <w:r>
-        <w:t xml:space="preserve"> </w:t>
-      </w:r>
-      <w:r>
-        <w:t xml:space="preserve">“Concord, New Hampshire”</w:t>
-      </w:r>
-      <w:r>
-        <w:t xml:space="preserve"> </w:t>
-      </w:r>
-      <w:r>
-        <w:t xml:space="preserve">giving</w:t>
+        <w:t xml:space="preserve">pgeo-tune contract</w:t>
+      </w:r>
+      <w:r>
+        <w:t xml:space="preserve"> </w:t>
+      </w:r>
+      <w:r>
+        <w:t xml:space="preserve">asks both the same questions and fails on any disagreement, comparing the top</w:t>
+      </w:r>
+      <w:r>
+        <w:t xml:space="preserve"> </w:t>
+      </w:r>
+      <w:r>
+        <w:t xml:space="preserve">result’s gid - the identity of the answer rather than its presentation. Two empty answers agree,</w:t>
+      </w:r>
+      <w:r>
+        <w:t xml:space="preserve"> </w:t>
+      </w:r>
+      <w:r>
+        <w:t xml:space="preserve">because the contract is that they behave alike and not that they always find something. The</w:t>
+      </w:r>
+      <w:r>
+        <w:t xml:space="preserve"> </w:t>
+      </w:r>
+      <w:r>
+        <w:t xml:space="preserve">rebuild script runs it beside the known answers.</w:t>
+      </w:r>
+    </w:p>
+    <w:p>
+      <w:pPr>
+        <w:pStyle w:val="BodyText"/>
+      </w:pPr>
+      <w:r>
+        <w:t xml:space="preserve">The corpus took two attempts, and the first would have been worse than nothing. Sampling the</w:t>
+      </w:r>
+      <w:r>
+        <w:t xml:space="preserve"> </w:t>
+      </w:r>
+      <w:r>
+        <w:t xml:space="preserve">build’s accuracy cases looks obviously right, and it is not sufficient: with the state-aware typo</w:t>
+      </w:r>
+      <w:r>
+        <w:t xml:space="preserve"> </w:t>
+      </w:r>
+      <w:r>
+        <w:t xml:space="preserve">fallback deliberately removed from one front end, a 198-case sample of Texas plus Louisiana plus</w:t>
+      </w:r>
+      <w:r>
+        <w:t xml:space="preserve"> </w:t>
+      </w:r>
+      <w:r>
+        <w:t xml:space="preserve">Arkansas</w:t>
       </w:r>
       <w:r>
         <w:t xml:space="preserve"> </w:t>
       </w:r>
       <w:r>
         <w:rPr>
-          <w:rStyle w:val="VerbatimChar"/>
+          <w:b/>
+          <w:bCs/>
         </w:rPr>
-        <w:t xml:space="preserve">Concord, NH, USA</w:t>
-      </w:r>
-      <w:r>
-        <w:t xml:space="preserve">, which is the thing a multi-state build</w:t>
-      </w:r>
-      <w:r>
-        <w:t xml:space="preserve"> </w:t>
-      </w:r>
-      <w:r>
-        <w:t xml:space="preserve">has to get right and a check on the town name alone would not notice.</w:t>
+        <w:t xml:space="preserve">still reported agreement</w:t>
+      </w:r>
+      <w:r>
+        <w:t xml:space="preserve">. Only six of those cases pair a misspelling with a state and</w:t>
+      </w:r>
+      <w:r>
+        <w:t xml:space="preserve"> </w:t>
+      </w:r>
+      <w:r>
+        <w:t xml:space="preserve">all six are addresses that name the city too, so the path that had actually drifted was never</w:t>
+      </w:r>
+      <w:r>
+        <w:t xml:space="preserve"> </w:t>
+      </w:r>
+      <w:r>
+        <w:t xml:space="preserve">asked. The corpus is now those cases plus probes generated from the build’s own ambiguous towns -</w:t>
+      </w:r>
+      <w:r>
+        <w:t xml:space="preserve"> </w:t>
+      </w:r>
+      <w:r>
+        <w:t xml:space="preserve">each spelled correctly and with one transposition, with and without each state it belongs to -</w:t>
+      </w:r>
+      <w:r>
+        <w:t xml:space="preserve"> </w:t>
+      </w:r>
+      <w:r>
+        <w:t xml:space="preserve">and the same negative control is caught in nine queries.</w:t>
       </w:r>
     </w:p>
     <w:p>
@@ -7877,39 +7951,13 @@
         <w:pStyle w:val="BodyText"/>
       </w:pPr>
       <w:r>
-        <w:t xml:space="preserve">It found one defect the single-state builds could not: GNIS publishes a feature on a state line</w:t>
-      </w:r>
-      <w:r>
-        <w:t xml:space="preserve"> </w:t>
-      </w:r>
-      <w:r>
-        <w:t xml:space="preserve">in both states’ files with the same id, and Vermont and New Hampshire share 36 of them, all</w:t>
-      </w:r>
-      <w:r>
-        <w:t xml:space="preserve"> </w:t>
-      </w:r>
-      <w:r>
-        <w:t xml:space="preserve">brooks along the Connecticut River. The export validator refused the duplicate ids, which is how</w:t>
-      </w:r>
-      <w:r>
-        <w:t xml:space="preserve"> </w:t>
-      </w:r>
-      <w:r>
-        <w:t xml:space="preserve">it was found rather than shipped.</w:t>
-      </w:r>
-    </w:p>
-    <w:p>
-      <w:pPr>
-        <w:pStyle w:val="BodyText"/>
-      </w:pPr>
-      <w:r>
-        <w:t xml:space="preserve">Arizona plus Nevada was the second multi-state build and a much larger one, run start to finish</w:t>
-      </w:r>
-      <w:r>
-        <w:t xml:space="preserve"> </w:t>
-      </w:r>
-      <w:r>
-        <w:t xml:space="preserve">through the single documented command:</w:t>
+        <w:t xml:space="preserve">On its first honest run it found two things. Four of the five builds were serving an API image</w:t>
+      </w:r>
+      <w:r>
+        <w:t xml:space="preserve"> </w:t>
+      </w:r>
+      <w:r>
+        <w:t xml:space="preserve">older than their database. And a bug no case set had found in five regions:</w:t>
       </w:r>
     </w:p>
     <w:tbl>
@@ -7933,6 +7981,454 @@
             <w:pPr>
               <w:pStyle w:val="Compact"/>
             </w:pPr>
+            <w:r>
+              <w:t xml:space="preserve">Query</w:t>
+            </w:r>
+          </w:p>
+        </w:tc>
+        <w:tc>
+          <w:tcPr/>
+          <w:p>
+            <w:pPr>
+              <w:pStyle w:val="Compact"/>
+            </w:pPr>
+            <w:r>
+              <w:t xml:space="preserve">Python parser</w:t>
+            </w:r>
+          </w:p>
+        </w:tc>
+        <w:tc>
+          <w:tcPr/>
+          <w:p>
+            <w:pPr>
+              <w:pStyle w:val="Compact"/>
+            </w:pPr>
+            <w:r>
+              <w:t xml:space="preserve">should be</w:t>
+            </w:r>
+          </w:p>
+        </w:tc>
+      </w:tr>
+      <w:tr>
+        <w:tc>
+          <w:tcPr/>
+          <w:p>
+            <w:pPr>
+              <w:pStyle w:val="Compact"/>
+            </w:pPr>
+            <w:r>
+              <w:rPr>
+                <w:rStyle w:val="VerbatimChar"/>
+              </w:rPr>
+              <w:t xml:space="preserve">Stewart</w:t>
+            </w:r>
+          </w:p>
+        </w:tc>
+        <w:tc>
+          <w:tcPr/>
+          <w:p>
+            <w:pPr>
+              <w:pStyle w:val="Compact"/>
+            </w:pPr>
+            <w:r>
+              <w:rPr>
+                <w:i/>
+                <w:iCs/>
+              </w:rPr>
+              <w:t xml:space="preserve">deleted entirely</w:t>
+            </w:r>
+          </w:p>
+        </w:tc>
+        <w:tc>
+          <w:tcPr/>
+          <w:p>
+            <w:pPr>
+              <w:pStyle w:val="Compact"/>
+            </w:pPr>
+            <w:r>
+              <w:t xml:space="preserve">Stewart</w:t>
+            </w:r>
+          </w:p>
+        </w:tc>
+      </w:tr>
+      <w:tr>
+        <w:tc>
+          <w:tcPr/>
+          <w:p>
+            <w:pPr>
+              <w:pStyle w:val="Compact"/>
+            </w:pPr>
+            <w:r>
+              <w:rPr>
+                <w:rStyle w:val="VerbatimChar"/>
+              </w:rPr>
+              <w:t xml:space="preserve">Sterling Ave</w:t>
+            </w:r>
+          </w:p>
+        </w:tc>
+        <w:tc>
+          <w:tcPr/>
+          <w:p>
+            <w:pPr>
+              <w:pStyle w:val="Compact"/>
+            </w:pPr>
+            <w:r>
+              <w:rPr>
+                <w:rStyle w:val="VerbatimChar"/>
+              </w:rPr>
+              <w:t xml:space="preserve">Ave</w:t>
+            </w:r>
+          </w:p>
+        </w:tc>
+        <w:tc>
+          <w:tcPr/>
+          <w:p>
+            <w:pPr>
+              <w:pStyle w:val="Compact"/>
+            </w:pPr>
+            <w:r>
+              <w:t xml:space="preserve">Sterling Ave</w:t>
+            </w:r>
+          </w:p>
+        </w:tc>
+      </w:tr>
+      <w:tr>
+        <w:tc>
+          <w:tcPr/>
+          <w:p>
+            <w:pPr>
+              <w:pStyle w:val="Compact"/>
+            </w:pPr>
+            <w:r>
+              <w:rPr>
+                <w:rStyle w:val="VerbatimChar"/>
+              </w:rPr>
+              <w:t xml:space="preserve">Apthorp Ave</w:t>
+            </w:r>
+          </w:p>
+        </w:tc>
+        <w:tc>
+          <w:tcPr/>
+          <w:p>
+            <w:pPr>
+              <w:pStyle w:val="Compact"/>
+            </w:pPr>
+            <w:r>
+              <w:rPr>
+                <w:rStyle w:val="VerbatimChar"/>
+              </w:rPr>
+              <w:t xml:space="preserve">Ave</w:t>
+            </w:r>
+          </w:p>
+        </w:tc>
+        <w:tc>
+          <w:tcPr/>
+          <w:p>
+            <w:pPr>
+              <w:pStyle w:val="Compact"/>
+            </w:pPr>
+            <w:r>
+              <w:t xml:space="preserve">Apthorp Ave</w:t>
+            </w:r>
+          </w:p>
+        </w:tc>
+      </w:tr>
+      <w:tr>
+        <w:tc>
+          <w:tcPr/>
+          <w:p>
+            <w:pPr>
+              <w:pStyle w:val="Compact"/>
+            </w:pPr>
+            <w:r>
+              <w:rPr>
+                <w:rStyle w:val="VerbatimChar"/>
+              </w:rPr>
+              <w:t xml:space="preserve">#12</w:t>
+            </w:r>
+          </w:p>
+        </w:tc>
+        <w:tc>
+          <w:tcPr/>
+          <w:p>
+            <w:pPr>
+              <w:pStyle w:val="Compact"/>
+            </w:pPr>
+            <w:r>
+              <w:t xml:space="preserve">not matched</w:t>
+            </w:r>
+          </w:p>
+        </w:tc>
+        <w:tc>
+          <w:tcPr/>
+          <w:p>
+            <w:pPr>
+              <w:pStyle w:val="Compact"/>
+            </w:pPr>
+            <w:r>
+              <w:t xml:space="preserve">a unit</w:t>
+            </w:r>
+          </w:p>
+        </w:tc>
+      </w:tr>
+    </w:tbl>
+    <w:p>
+      <w:pPr>
+        <w:pStyle w:val="BodyText"/>
+      </w:pPr>
+      <w:r>
+        <w:t xml:space="preserve">The unit-designator pattern had a word boundary only at its start, so</w:t>
+      </w:r>
+      <w:r>
+        <w:t xml:space="preserve"> </w:t>
+      </w:r>
+      <w:r>
+        <w:t xml:space="preserve">“ste”</w:t>
+      </w:r>
+      <w:r>
+        <w:t xml:space="preserve"> </w:t>
+      </w:r>
+      <w:r>
+        <w:t xml:space="preserve">matched inside</w:t>
+      </w:r>
+      <w:r>
+        <w:t xml:space="preserve"> </w:t>
+      </w:r>
+      <w:r>
+        <w:t xml:space="preserve">“Steawrt”</w:t>
+      </w:r>
+      <w:r>
+        <w:t xml:space="preserve"> </w:t>
+      </w:r>
+      <w:r>
+        <w:t xml:space="preserve">- and inside Stewart, Sterling, Stephens, Steuben, Unity and Apthorp, any street or</w:t>
+      </w:r>
+      <w:r>
+        <w:t xml:space="preserve"> </w:t>
+      </w:r>
+      <w:r>
+        <w:t xml:space="preserve">town beginning apt, ste or unit.</w:t>
+      </w:r>
+      <w:r>
+        <w:t xml:space="preserve"> </w:t>
+      </w:r>
+      <w:r>
+        <w:rPr>
+          <w:rStyle w:val="VerbatimChar"/>
+        </w:rPr>
+        <w:t xml:space="preserve">geocode.parse_rule</w:t>
+      </w:r>
+      <w:r>
+        <w:t xml:space="preserve"> </w:t>
+      </w:r>
+      <w:r>
+        <w:t xml:space="preserve">has always had it right, using</w:t>
+      </w:r>
+      <w:r>
+        <w:t xml:space="preserve"> </w:t>
+      </w:r>
+      <w:r>
+        <w:rPr>
+          <w:rStyle w:val="VerbatimChar"/>
+        </w:rPr>
+        <w:t xml:space="preserve">\m...\M</w:t>
+      </w:r>
+      <w:r>
+        <w:t xml:space="preserve">.</w:t>
+      </w:r>
+    </w:p>
+    <w:p>
+      <w:pPr>
+        <w:pStyle w:val="BodyText"/>
+      </w:pPr>
+      <w:r>
+        <w:t xml:space="preserve">That is the argument for this kind of test in one line: it does not need to know the right answer.</w:t>
+      </w:r>
+      <w:r>
+        <w:t xml:space="preserve"> </w:t>
+      </w:r>
+      <w:r>
+        <w:t xml:space="preserve">An accuracy set can only find what its ground truth covers, and five regions of ground truth had</w:t>
+      </w:r>
+      <w:r>
+        <w:t xml:space="preserve"> </w:t>
+      </w:r>
+      <w:r>
+        <w:t xml:space="preserve">not covered a town beginning</w:t>
+      </w:r>
+      <w:r>
+        <w:t xml:space="preserve"> </w:t>
+      </w:r>
+      <w:r>
+        <w:t xml:space="preserve">“Ste”</w:t>
+      </w:r>
+      <w:r>
+        <w:t xml:space="preserve">. Two implementations disagreeing is evidence on its own.</w:t>
+      </w:r>
+    </w:p>
+    <w:p>
+      <w:pPr>
+        <w:pStyle w:val="BodyText"/>
+      </w:pPr>
+      <w:r>
+        <w:t xml:space="preserve">All five builds now agree across 2,286 queries.</w:t>
+      </w:r>
+    </w:p>
+    <w:bookmarkEnd w:id="25"/>
+    <w:bookmarkEnd w:id="26"/>
+    <w:bookmarkStart w:id="27" w:name="multi-state-builds"/>
+    <w:p>
+      <w:pPr>
+        <w:pStyle w:val="Heading2"/>
+      </w:pPr>
+      <w:r>
+        <w:t xml:space="preserve">6. Multi-state builds</w:t>
+      </w:r>
+    </w:p>
+    <w:p>
+      <w:pPr>
+        <w:pStyle w:val="FirstParagraph"/>
+      </w:pPr>
+      <w:r>
+        <w:t xml:space="preserve">A build may cover several states. Vermont plus New Hampshire was built through the documented</w:t>
+      </w:r>
+      <w:r>
+        <w:t xml:space="preserve"> </w:t>
+      </w:r>
+      <w:r>
+        <w:t xml:space="preserve">command, unattended: 1,074,744 raw features from two OpenStreetMap extracts appended into one</w:t>
+      </w:r>
+      <w:r>
+        <w:t xml:space="preserve"> </w:t>
+      </w:r>
+      <w:r>
+        <w:t xml:space="preserve">schema, 285,846 on the Vermont side and 121,554 on the New Hampshire side, and all sixteen known</w:t>
+      </w:r>
+      <w:r>
+        <w:t xml:space="preserve"> </w:t>
+      </w:r>
+      <w:r>
+        <w:t xml:space="preserve">answers passing on both front ends - including</w:t>
+      </w:r>
+      <w:r>
+        <w:t xml:space="preserve"> </w:t>
+      </w:r>
+      <w:r>
+        <w:t xml:space="preserve">“Burlington, Vermont”</w:t>
+      </w:r>
+      <w:r>
+        <w:t xml:space="preserve"> </w:t>
+      </w:r>
+      <w:r>
+        <w:t xml:space="preserve">giving</w:t>
+      </w:r>
+      <w:r>
+        <w:t xml:space="preserve"> </w:t>
+      </w:r>
+      <w:r>
+        <w:rPr>
+          <w:rStyle w:val="VerbatimChar"/>
+        </w:rPr>
+        <w:t xml:space="preserve">Burlington, VT, USA</w:t>
+      </w:r>
+      <w:r>
+        <w:t xml:space="preserve"> </w:t>
+      </w:r>
+      <w:r>
+        <w:t xml:space="preserve">and</w:t>
+      </w:r>
+      <w:r>
+        <w:t xml:space="preserve"> </w:t>
+      </w:r>
+      <w:r>
+        <w:t xml:space="preserve">“Concord, New Hampshire”</w:t>
+      </w:r>
+      <w:r>
+        <w:t xml:space="preserve"> </w:t>
+      </w:r>
+      <w:r>
+        <w:t xml:space="preserve">giving</w:t>
+      </w:r>
+      <w:r>
+        <w:t xml:space="preserve"> </w:t>
+      </w:r>
+      <w:r>
+        <w:rPr>
+          <w:rStyle w:val="VerbatimChar"/>
+        </w:rPr>
+        <w:t xml:space="preserve">Concord, NH, USA</w:t>
+      </w:r>
+      <w:r>
+        <w:t xml:space="preserve">, which is the thing a multi-state build</w:t>
+      </w:r>
+      <w:r>
+        <w:t xml:space="preserve"> </w:t>
+      </w:r>
+      <w:r>
+        <w:t xml:space="preserve">has to get right and a check on the town name alone would not notice.</w:t>
+      </w:r>
+    </w:p>
+    <w:p>
+      <w:pPr>
+        <w:pStyle w:val="BodyText"/>
+      </w:pPr>
+      <w:r>
+        <w:t xml:space="preserve">It found one defect the single-state builds could not: GNIS publishes a feature on a state line</w:t>
+      </w:r>
+      <w:r>
+        <w:t xml:space="preserve"> </w:t>
+      </w:r>
+      <w:r>
+        <w:t xml:space="preserve">in both states’ files with the same id, and Vermont and New Hampshire share 36 of them, all</w:t>
+      </w:r>
+      <w:r>
+        <w:t xml:space="preserve"> </w:t>
+      </w:r>
+      <w:r>
+        <w:t xml:space="preserve">brooks along the Connecticut River. The export validator refused the duplicate ids, which is how</w:t>
+      </w:r>
+      <w:r>
+        <w:t xml:space="preserve"> </w:t>
+      </w:r>
+      <w:r>
+        <w:t xml:space="preserve">it was found rather than shipped.</w:t>
+      </w:r>
+    </w:p>
+    <w:p>
+      <w:pPr>
+        <w:pStyle w:val="BodyText"/>
+      </w:pPr>
+      <w:r>
+        <w:t xml:space="preserve">Arizona plus Nevada was the second multi-state build and a much larger one, run start to finish</w:t>
+      </w:r>
+      <w:r>
+        <w:t xml:space="preserve"> </w:t>
+      </w:r>
+      <w:r>
+        <w:t xml:space="preserve">through the single documented command:</w:t>
+      </w:r>
+    </w:p>
+    <w:tbl>
+      <w:tblPr>
+        <w:tblStyle w:val="Table"/>
+        <w:tblW w:type="auto" w:w="0"/>
+        <w:tblLook w:firstRow="1" w:lastRow="0" w:firstColumn="0" w:lastColumn="0" w:noHBand="0" w:noVBand="0" w:val="0020"/>
+      </w:tblPr>
+      <w:tblGrid>
+        <w:gridCol w:w="2640"/>
+        <w:gridCol w:w="2640"/>
+        <w:gridCol w:w="2640"/>
+      </w:tblGrid>
+      <w:tr>
+        <w:trPr>
+          <w:tblHeader w:val="on"/>
+        </w:trPr>
+        <w:tc>
+          <w:tcPr/>
+          <w:p>
+            <w:pPr>
+              <w:pStyle w:val="Compact"/>
+            </w:pPr>
           </w:p>
         </w:tc>
         <w:tc>
@@ -8455,8 +8951,8 @@
         <w:t xml:space="preserve">section 11).</w:t>
       </w:r>
     </w:p>
-    <w:bookmarkEnd w:id="26"/>
-    <w:bookmarkStart w:id="27" w:name="corner-cases-across-the-fifty-states"/>
+    <w:bookmarkEnd w:id="27"/>
+    <w:bookmarkStart w:id="28" w:name="corner-cases-across-the-fifty-states"/>
     <w:p>
       <w:pPr>
         <w:pStyle w:val="Heading2"/>
@@ -8812,8 +9308,8 @@
         <w:t xml:space="preserve">accept anything. Handling it means carrying two boxes through every step.</w:t>
       </w:r>
     </w:p>
-    <w:bookmarkEnd w:id="27"/>
-    <w:bookmarkStart w:id="28" w:name="resource-requirements"/>
+    <w:bookmarkEnd w:id="28"/>
+    <w:bookmarkStart w:id="29" w:name="resource-requirements"/>
     <w:p>
       <w:pPr>
         <w:pStyle w:val="Heading2"/>
@@ -9253,8 +9749,8 @@
         <w:t xml:space="preserve">carries the full table.</w:t>
       </w:r>
     </w:p>
-    <w:bookmarkEnd w:id="28"/>
-    <w:bookmarkStart w:id="29" w:name="what-this-means-for-the-study-report"/>
+    <w:bookmarkEnd w:id="29"/>
+    <w:bookmarkStart w:id="30" w:name="what-this-means-for-the-study-report"/>
     <w:p>
       <w:pPr>
         <w:pStyle w:val="Heading2"/>
@@ -9381,8 +9877,8 @@
         <w:t xml:space="preserve">rule adds, 4,088 addresses the duplicate clustering recovers, less what the clip removes.</w:t>
       </w:r>
     </w:p>
-    <w:bookmarkEnd w:id="29"/>
-    <w:bookmarkStart w:id="30" w:name="what-is-not-done"/>
+    <w:bookmarkEnd w:id="30"/>
+    <w:bookmarkStart w:id="31" w:name="what-is-not-done"/>
     <w:p>
       <w:pPr>
         <w:pStyle w:val="Heading2"/>
@@ -9396,25 +9892,31 @@
         <w:pStyle w:val="FirstParagraph"/>
       </w:pPr>
       <w:r>
-        <w:t xml:space="preserve">Two entries that stood here in the first draft have since been closed, and the numbers they</w:t>
-      </w:r>
-      <w:r>
-        <w:t xml:space="preserve"> </w:t>
-      </w:r>
-      <w:r>
-        <w:t xml:space="preserve">carried are now in sections 4.1 and 5.4: the border margin is clipped on every source and the</w:t>
-      </w:r>
-      <w:r>
-        <w:t xml:space="preserve"> </w:t>
-      </w:r>
-      <w:r>
-        <w:t xml:space="preserve">neighbouring countries are subtracted from the buffer, and venues no longer outrank the localities</w:t>
-      </w:r>
-      <w:r>
-        <w:t xml:space="preserve"> </w:t>
-      </w:r>
-      <w:r>
-        <w:t xml:space="preserve">they are named after. What remains:</w:t>
+        <w:t xml:space="preserve">Three entries that stood here in earlier drafts have since been closed, and what they carried is</w:t>
+      </w:r>
+      <w:r>
+        <w:t xml:space="preserve"> </w:t>
+      </w:r>
+      <w:r>
+        <w:t xml:space="preserve">now in sections 4.1, 5.4 and 5.6: the border margin is clipped on every source and the</w:t>
+      </w:r>
+      <w:r>
+        <w:t xml:space="preserve"> </w:t>
+      </w:r>
+      <w:r>
+        <w:t xml:space="preserve">neighbouring countries are subtracted from the buffer, venues no longer outrank the localities</w:t>
+      </w:r>
+      <w:r>
+        <w:t xml:space="preserve"> </w:t>
+      </w:r>
+      <w:r>
+        <w:t xml:space="preserve">they are named after, and the two front ends are held to each other by a contract test. What</w:t>
+      </w:r>
+      <w:r>
+        <w:t xml:space="preserve"> </w:t>
+      </w:r>
+      <w:r>
+        <w:t xml:space="preserve">remains:</w:t>
       </w:r>
     </w:p>
     <w:p>
@@ -9430,49 +9932,31 @@
           <w:b/>
           <w:bCs/>
         </w:rPr>
-        <w:t xml:space="preserve">Two front ends hold two copies of the parser, and nothing checks they agree.</w:t>
-      </w:r>
-      <w:r>
-        <w:t xml:space="preserve"> </w:t>
-      </w:r>
-      <w:r>
-        <w:t xml:space="preserve">This has now</w:t>
-      </w:r>
-      <w:r>
-        <w:t xml:space="preserve"> </w:t>
-      </w:r>
-      <w:r>
-        <w:t xml:space="preserve">caused two escapes in one working period. A misspelled town reached the right city on the SQL</w:t>
-      </w:r>
-      <w:r>
-        <w:t xml:space="preserve"> </w:t>
-      </w:r>
-      <w:r>
-        <w:t xml:space="preserve">edge and the wrong one on FastAPI, because only the SQL half had been made state-aware; earlier,</w:t>
-      </w:r>
-      <w:r>
-        <w:t xml:space="preserve"> </w:t>
-      </w:r>
-      <w:r>
-        <w:t xml:space="preserve">a container left on a stale image served an older parser while the database served a newer one,</w:t>
-      </w:r>
-      <w:r>
-        <w:t xml:space="preserve"> </w:t>
-      </w:r>
-      <w:r>
-        <w:t xml:space="preserve">and the known answers passed anyway because they matched on a substring. A contract test that</w:t>
-      </w:r>
-      <w:r>
-        <w:t xml:space="preserve"> </w:t>
-      </w:r>
-      <w:r>
-        <w:t xml:space="preserve">puts the same queries through both and fails on disagreement is the cheapest remaining</w:t>
-      </w:r>
-      <w:r>
-        <w:t xml:space="preserve"> </w:t>
-      </w:r>
-      <w:r>
-        <w:t xml:space="preserve">improvement in this document, and the one most likely to catch the next mistake.</w:t>
+        <w:t xml:space="preserve">Typo and variant matching at the largest scale.</w:t>
+      </w:r>
+      <w:r>
+        <w:t xml:space="preserve"> </w:t>
+      </w:r>
+      <w:r>
+        <w:t xml:space="preserve">Texas plus Louisiana plus Arkansas scores</w:t>
+      </w:r>
+      <w:r>
+        <w:t xml:space="preserve"> </w:t>
+      </w:r>
+      <w:r>
+        <w:t xml:space="preserve">75% on towns and venues against 82-96% elsewhere, and the obvious explanation - ambiguity across</w:t>
+      </w:r>
+      <w:r>
+        <w:t xml:space="preserve"> </w:t>
+      </w:r>
+      <w:r>
+        <w:t xml:space="preserve">three states - accounts for 2 of 13 failing cases when tested. The cause of the rest has not</w:t>
+      </w:r>
+      <w:r>
+        <w:t xml:space="preserve"> </w:t>
+      </w:r>
+      <w:r>
+        <w:t xml:space="preserve">been found. See section 5.5.</w:t>
       </w:r>
     </w:p>
     <w:p>
@@ -9488,31 +9972,37 @@
           <w:b/>
           <w:bCs/>
         </w:rPr>
-        <w:t xml:space="preserve">Typo and variant matching at the largest scale.</w:t>
-      </w:r>
-      <w:r>
-        <w:t xml:space="preserve"> </w:t>
-      </w:r>
-      <w:r>
-        <w:t xml:space="preserve">Texas plus Louisiana plus Arkansas scores</w:t>
-      </w:r>
-      <w:r>
-        <w:t xml:space="preserve"> </w:t>
-      </w:r>
-      <w:r>
-        <w:t xml:space="preserve">75% on towns and venues against 82-96% elsewhere, and the obvious explanation - ambiguity across</w:t>
-      </w:r>
-      <w:r>
-        <w:t xml:space="preserve"> </w:t>
-      </w:r>
-      <w:r>
-        <w:t xml:space="preserve">three states - accounts for 2 of 13 failing cases when tested. The cause of the rest has not</w:t>
-      </w:r>
-      <w:r>
-        <w:t xml:space="preserve"> </w:t>
-      </w:r>
-      <w:r>
-        <w:t xml:space="preserve">been found. See section 5.5.</w:t>
+        <w:t xml:space="preserve">The Who’s on First ancestry gap.</w:t>
+      </w:r>
+      <w:r>
+        <w:t xml:space="preserve"> </w:t>
+      </w:r>
+      <w:r>
+        <w:t xml:space="preserve">Some places carry no region ancestor and are dropped: 1 in</w:t>
+      </w:r>
+      <w:r>
+        <w:t xml:space="preserve"> </w:t>
+      </w:r>
+      <w:r>
+        <w:t xml:space="preserve">Maine, 5 in New York, 62 in Nevada, 72 in Arizona. The loss falls on unincorporated and tribal</w:t>
+      </w:r>
+      <w:r>
+        <w:t xml:space="preserve"> </w:t>
+      </w:r>
+      <w:r>
+        <w:t xml:space="preserve">communities - Chutum Vaya, Allenville, Cibecue Creek, Jarbidge - which is the population least</w:t>
+      </w:r>
+      <w:r>
+        <w:t xml:space="preserve"> </w:t>
+      </w:r>
+      <w:r>
+        <w:t xml:space="preserve">well served by every other geocoder too. A point-in-polygon fallback against the region geometry</w:t>
+      </w:r>
+      <w:r>
+        <w:t xml:space="preserve"> </w:t>
+      </w:r>
+      <w:r>
+        <w:t xml:space="preserve">would recover them.</w:t>
       </w:r>
     </w:p>
     <w:p>
@@ -9528,37 +10018,19 @@
           <w:b/>
           <w:bCs/>
         </w:rPr>
-        <w:t xml:space="preserve">The Who’s on First ancestry gap.</w:t>
-      </w:r>
-      <w:r>
-        <w:t xml:space="preserve"> </w:t>
-      </w:r>
-      <w:r>
-        <w:t xml:space="preserve">Some places carry no region ancestor and are dropped: 1 in</w:t>
-      </w:r>
-      <w:r>
-        <w:t xml:space="preserve"> </w:t>
-      </w:r>
-      <w:r>
-        <w:t xml:space="preserve">Maine, 5 in New York, 62 in Nevada, 72 in Arizona. The loss falls on unincorporated and tribal</w:t>
-      </w:r>
-      <w:r>
-        <w:t xml:space="preserve"> </w:t>
-      </w:r>
-      <w:r>
-        <w:t xml:space="preserve">communities - Chutum Vaya, Allenville, Cibecue Creek, Jarbidge - which is the population least</w:t>
-      </w:r>
-      <w:r>
-        <w:t xml:space="preserve"> </w:t>
-      </w:r>
-      <w:r>
-        <w:t xml:space="preserve">well served by every other geocoder too. A point-in-polygon fallback against the region geometry</w:t>
-      </w:r>
-      <w:r>
-        <w:t xml:space="preserve"> </w:t>
-      </w:r>
-      <w:r>
-        <w:t xml:space="preserve">would recover them.</w:t>
+        <w:t xml:space="preserve">Query-time tie-breaking</w:t>
+      </w:r>
+      <w:r>
+        <w:t xml:space="preserve"> </w:t>
+      </w:r>
+      <w:r>
+        <w:t xml:space="preserve">is still by physical row order, worth about one case of accuracy</w:t>
+      </w:r>
+      <w:r>
+        <w:t xml:space="preserve"> </w:t>
+      </w:r>
+      <w:r>
+        <w:t xml:space="preserve">noise between builds.</w:t>
       </w:r>
     </w:p>
     <w:p>
@@ -9574,19 +10046,13 @@
           <w:b/>
           <w:bCs/>
         </w:rPr>
-        <w:t xml:space="preserve">Query-time tie-breaking</w:t>
-      </w:r>
-      <w:r>
-        <w:t xml:space="preserve"> </w:t>
-      </w:r>
-      <w:r>
-        <w:t xml:space="preserve">is still by physical row order, worth about one case of accuracy</w:t>
-      </w:r>
-      <w:r>
-        <w:t xml:space="preserve"> </w:t>
-      </w:r>
-      <w:r>
-        <w:t xml:space="preserve">noise between builds.</w:t>
+        <w:t xml:space="preserve">Alaska</w:t>
+      </w:r>
+      <w:r>
+        <w:t xml:space="preserve"> </w:t>
+      </w:r>
+      <w:r>
+        <w:t xml:space="preserve">is refused rather than handled, its bounding box spanning the antimeridian.</w:t>
       </w:r>
     </w:p>
     <w:p>
@@ -9602,13 +10068,25 @@
           <w:b/>
           <w:bCs/>
         </w:rPr>
-        <w:t xml:space="preserve">Alaska</w:t>
-      </w:r>
-      <w:r>
-        <w:t xml:space="preserve"> </w:t>
-      </w:r>
-      <w:r>
-        <w:t xml:space="preserve">is refused rather than handled, its bounding box spanning the antimeridian.</w:t>
+        <w:t xml:space="preserve">A bounding-box build</w:t>
+      </w:r>
+      <w:r>
+        <w:t xml:space="preserve"> </w:t>
+      </w:r>
+      <w:r>
+        <w:t xml:space="preserve">- part of a state, or the adjoining parts of several - would scale</w:t>
+      </w:r>
+      <w:r>
+        <w:t xml:space="preserve"> </w:t>
+      </w:r>
+      <w:r>
+        <w:t xml:space="preserve">every cost down together. The plumbing is already threaded, since every step reads the build’s</w:t>
+      </w:r>
+      <w:r>
+        <w:t xml:space="preserve"> </w:t>
+      </w:r>
+      <w:r>
+        <w:t xml:space="preserve">box.</w:t>
       </w:r>
     </w:p>
     <w:p>
@@ -9624,25 +10102,13 @@
           <w:b/>
           <w:bCs/>
         </w:rPr>
-        <w:t xml:space="preserve">A bounding-box build</w:t>
-      </w:r>
-      <w:r>
-        <w:t xml:space="preserve"> </w:t>
-      </w:r>
-      <w:r>
-        <w:t xml:space="preserve">- part of a state, or the adjoining parts of several - would scale</w:t>
-      </w:r>
-      <w:r>
-        <w:t xml:space="preserve"> </w:t>
-      </w:r>
-      <w:r>
-        <w:t xml:space="preserve">every cost down together. The plumbing is already threaded, since every step reads the build’s</w:t>
-      </w:r>
-      <w:r>
-        <w:t xml:space="preserve"> </w:t>
-      </w:r>
-      <w:r>
-        <w:t xml:space="preserve">box.</w:t>
+        <w:t xml:space="preserve">Container images</w:t>
+      </w:r>
+      <w:r>
+        <w:t xml:space="preserve"> </w:t>
+      </w:r>
+      <w:r>
+        <w:t xml:space="preserve">remain designed and unpublished.</w:t>
       </w:r>
     </w:p>
     <w:p>
@@ -9658,28 +10124,6 @@
           <w:b/>
           <w:bCs/>
         </w:rPr>
-        <w:t xml:space="preserve">Container images</w:t>
-      </w:r>
-      <w:r>
-        <w:t xml:space="preserve"> </w:t>
-      </w:r>
-      <w:r>
-        <w:t xml:space="preserve">remain designed and unpublished.</w:t>
-      </w:r>
-    </w:p>
-    <w:p>
-      <w:pPr>
-        <w:pStyle w:val="Compact"/>
-        <w:numPr>
-          <w:ilvl w:val="0"/>
-          <w:numId w:val="1006"/>
-        </w:numPr>
-      </w:pPr>
-      <w:r>
-        <w:rPr>
-          <w:b/>
-          <w:bCs/>
-        </w:rPr>
         <w:t xml:space="preserve">Only Maine has been load-tested.</w:t>
       </w:r>
       <w:r>
@@ -9727,7 +10171,7 @@
         <w:t xml:space="preserve">at which more regions stop paying for themselves.</w:t>
       </w:r>
     </w:p>
-    <w:bookmarkEnd w:id="30"/>
+    <w:bookmarkEnd w:id="31"/>
     <w:sectPr>
       <w:footnotePr>
         <w:numRestart w:val="eachSect"/>
